--- a/draft.docx
+++ b/draft.docx
@@ -331,10 +331,36 @@
         <w:jc w:val="left"/>
       </w:pPr>
       <w:r>
+        <w:t xml:space="preserve">The model aims to </w:t>
+      </w:r>
+      <w:r>
+        <w:t xml:space="preserve">mimic the </w:t>
+      </w:r>
+      <w:r>
+        <w:t xml:space="preserve">time evolution of </w:t>
+      </w:r>
+      <w:r>
+        <w:t xml:space="preserve">frequency and </w:t>
+      </w:r>
+      <w:r>
+        <w:t>semantic closeness of each topic appears from the community comments data.</w:t>
+      </w:r>
+    </w:p>
+    <w:p>
+      <w:pPr>
+        <w:pStyle w:val="a5"/>
+        <w:numPr>
+          <w:ilvl w:val="0"/>
+          <w:numId w:val="4"/>
+        </w:numPr>
+        <w:ind w:leftChars="0"/>
+        <w:jc w:val="left"/>
+      </w:pPr>
+      <w:r>
         <w:t xml:space="preserve">The model consists of </w:t>
       </w:r>
       <w:r>
-        <w:t>four</w:t>
+        <w:t>three</w:t>
       </w:r>
       <w:r>
         <w:t xml:space="preserve"> components and their interactions.</w:t>
@@ -406,33 +432,17 @@
         <w:jc w:val="left"/>
       </w:pPr>
       <w:r>
-        <w:rPr>
-          <w:rFonts w:hint="eastAsia"/>
-        </w:rPr>
-        <w:t>F</w:t>
-      </w:r>
-      <w:r>
-        <w:t xml:space="preserve">ilters of </w:t>
-      </w:r>
-      <w:r>
-        <w:t>each community that selectively accepts ‘event’</w:t>
-      </w:r>
-    </w:p>
-    <w:p>
-      <w:pPr>
-        <w:pStyle w:val="a5"/>
-        <w:numPr>
-          <w:ilvl w:val="1"/>
-          <w:numId w:val="4"/>
-        </w:numPr>
-        <w:ind w:leftChars="0"/>
-        <w:jc w:val="left"/>
-        <w:rPr>
-          <w:rFonts w:hint="eastAsia"/>
-        </w:rPr>
-      </w:pPr>
-      <w:r>
-        <w:t>Activity of people (which changes frequency / distance at the next timestep)</w:t>
+        <w:lastRenderedPageBreak/>
+        <w:t>Activity of people</w:t>
+      </w:r>
+      <w:r>
+        <w:t xml:space="preserve"> </w:t>
+      </w:r>
+      <w:r>
+        <w:t>(comments) which affects both the frequency of topics and distances between them</w:t>
+      </w:r>
+      <w:r>
+        <w:t>.</w:t>
       </w:r>
     </w:p>
     <w:p>
@@ -446,31 +456,73 @@
         <w:jc w:val="left"/>
       </w:pPr>
       <w:r>
-        <w:lastRenderedPageBreak/>
-        <w:t>Topic embedding space</w:t>
-      </w:r>
-    </w:p>
-    <w:p>
-      <w:pPr>
-        <w:pStyle w:val="a5"/>
-        <w:numPr>
-          <w:ilvl w:val="1"/>
-          <w:numId w:val="4"/>
-        </w:numPr>
-        <w:ind w:leftChars="0"/>
-        <w:jc w:val="left"/>
-      </w:pPr>
-      <w:r>
-        <w:t xml:space="preserve">High-dimensional </w:t>
-      </w:r>
-      <w:r>
-        <w:t>metric space</w:t>
-      </w:r>
-      <w:r>
-        <w:t xml:space="preserve"> </w:t>
-      </w:r>
-      <w:r>
-        <w:t>with dimensionality of D</w:t>
+        <w:rPr>
+          <w:rFonts w:hint="eastAsia"/>
+        </w:rPr>
+        <w:t>T</w:t>
+      </w:r>
+      <w:r>
+        <w:t>he model</w:t>
+      </w:r>
+      <w:r>
+        <w:t xml:space="preserve"> proceeds as follows.</w:t>
+      </w:r>
+    </w:p>
+    <w:p>
+      <w:pPr>
+        <w:pStyle w:val="a5"/>
+        <w:numPr>
+          <w:ilvl w:val="1"/>
+          <w:numId w:val="4"/>
+        </w:numPr>
+        <w:ind w:leftChars="0"/>
+        <w:jc w:val="left"/>
+      </w:pPr>
+      <w:r>
+        <w:t>Initially,</w:t>
+      </w:r>
+      <w:r>
+        <w:t xml:space="preserve"> there are </w:t>
+      </w:r>
+      <w:r>
+        <w:t>general topic space, and community topic space.</w:t>
+      </w:r>
+    </w:p>
+    <w:p>
+      <w:pPr>
+        <w:pStyle w:val="a5"/>
+        <w:numPr>
+          <w:ilvl w:val="1"/>
+          <w:numId w:val="4"/>
+        </w:numPr>
+        <w:ind w:leftChars="0"/>
+        <w:jc w:val="left"/>
+      </w:pPr>
+      <w:r>
+        <w:rPr>
+          <w:rFonts w:hint="eastAsia"/>
+        </w:rPr>
+        <w:t>N</w:t>
+      </w:r>
+      <w:r>
+        <w:t>ow at every time step, some number of events occurs</w:t>
+      </w:r>
+      <w:r>
+        <w:t>, according to the general topic space.</w:t>
+      </w:r>
+    </w:p>
+    <w:p>
+      <w:pPr>
+        <w:pStyle w:val="a5"/>
+        <w:numPr>
+          <w:ilvl w:val="1"/>
+          <w:numId w:val="4"/>
+        </w:numPr>
+        <w:ind w:leftChars="0"/>
+        <w:jc w:val="left"/>
+      </w:pPr>
+      <w:r>
+        <w:t>Each community choose whether the accept that event or not with its own filter.</w:t>
       </w:r>
     </w:p>
     <w:p>
@@ -490,479 +542,59 @@
         <w:t>E</w:t>
       </w:r>
       <w:r>
-        <w:t xml:space="preserve">ach topic is </w:t>
-      </w:r>
-      <w:r>
-        <w:t>represented as a single point on this space</w:t>
-      </w:r>
-      <w:r>
-        <w:t xml:space="preserve"> with its frequency </w:t>
-      </w:r>
-      <w:r>
-        <w:t>(</w:t>
-      </w:r>
-      <w:r>
-        <w:t>ratio</w:t>
-      </w:r>
-      <w:r>
-        <w:t>)</w:t>
-      </w:r>
-    </w:p>
-    <w:p>
-      <w:pPr>
-        <w:pStyle w:val="a5"/>
-        <w:numPr>
-          <w:ilvl w:val="1"/>
-          <w:numId w:val="4"/>
-        </w:numPr>
-        <w:ind w:leftChars="0"/>
-        <w:jc w:val="left"/>
-      </w:pPr>
-      <w:r>
-        <w:rPr>
-          <w:rFonts w:hint="eastAsia"/>
-        </w:rPr>
-        <w:t>F</w:t>
-      </w:r>
-      <w:r>
-        <w:t>requency / distance distribution is initially given (Gaussian / Empirical)</w:t>
-      </w:r>
-    </w:p>
-    <w:p>
-      <w:pPr>
-        <w:pStyle w:val="a5"/>
-        <w:numPr>
-          <w:ilvl w:val="1"/>
-          <w:numId w:val="4"/>
-        </w:numPr>
-        <w:ind w:leftChars="0"/>
-        <w:jc w:val="left"/>
-      </w:pPr>
-      <w:r>
-        <w:t xml:space="preserve">Distance between topics can be regarded as a Real Bert </w:t>
-      </w:r>
-      <w:r>
-        <w:t>embeddings distance (direct analogy) or partial correlation between c-tf-idf vectors (indirect analogy)</w:t>
-      </w:r>
-    </w:p>
-    <w:p>
-      <w:pPr>
-        <w:pStyle w:val="a5"/>
-        <w:numPr>
-          <w:ilvl w:val="0"/>
-          <w:numId w:val="4"/>
-        </w:numPr>
-        <w:ind w:leftChars="0"/>
-        <w:jc w:val="left"/>
-      </w:pPr>
-      <w:r>
-        <w:rPr>
-          <w:rFonts w:hint="eastAsia"/>
-        </w:rPr>
-        <w:t>E</w:t>
-      </w:r>
-      <w:r>
-        <w:t>vent generation</w:t>
-      </w:r>
-    </w:p>
-    <w:p>
-      <w:pPr>
-        <w:pStyle w:val="a5"/>
-        <w:numPr>
-          <w:ilvl w:val="1"/>
-          <w:numId w:val="4"/>
-        </w:numPr>
-        <w:ind w:leftChars="0"/>
-        <w:jc w:val="left"/>
-      </w:pPr>
-      <w:r>
-        <w:t>Represents the real world news</w:t>
-      </w:r>
-    </w:p>
-    <w:p>
-      <w:pPr>
-        <w:pStyle w:val="a5"/>
-        <w:numPr>
-          <w:ilvl w:val="1"/>
-          <w:numId w:val="4"/>
-        </w:numPr>
-        <w:ind w:leftChars="0"/>
-        <w:jc w:val="left"/>
-      </w:pPr>
-      <w:r>
-        <w:rPr>
-          <w:rFonts w:hint="eastAsia"/>
-        </w:rPr>
-        <w:t>T</w:t>
-      </w:r>
-      <w:r>
-        <w:t>he number of events</w:t>
-      </w:r>
-      <w:r>
-        <w:t xml:space="preserve"> E</w:t>
-      </w:r>
-      <w:r>
-        <w:t xml:space="preserve"> should be similar to </w:t>
-      </w:r>
-      <w:r>
-        <w:t xml:space="preserve">the ‘number of posts’ at that given time </w:t>
-      </w:r>
-      <w:r>
-        <w:t>space.</w:t>
-      </w:r>
-    </w:p>
-    <w:p>
-      <w:pPr>
-        <w:pStyle w:val="a5"/>
-        <w:numPr>
-          <w:ilvl w:val="1"/>
-          <w:numId w:val="4"/>
-        </w:numPr>
-        <w:ind w:leftChars="0"/>
-        <w:jc w:val="left"/>
-      </w:pPr>
-      <w:r>
-        <w:t xml:space="preserve">Tuple of </w:t>
-      </w:r>
-      <w:r>
-        <w:t xml:space="preserve">N </w:t>
-      </w:r>
-      <w:r>
-        <w:t>topics</w:t>
-      </w:r>
-      <w:r>
-        <w:t xml:space="preserve"> </w:t>
-      </w:r>
-      <w:r>
-        <w:t xml:space="preserve">where its sampling is based on the distances of those topics on </w:t>
-      </w:r>
-      <w:r>
-        <w:t>the ‘general topic space’.</w:t>
-      </w:r>
-    </w:p>
-    <w:p>
-      <w:pPr>
-        <w:pStyle w:val="a5"/>
-        <w:numPr>
-          <w:ilvl w:val="2"/>
-          <w:numId w:val="4"/>
-        </w:numPr>
-        <w:ind w:leftChars="0"/>
-        <w:jc w:val="left"/>
-      </w:pPr>
-      <w:r>
-        <w:t>For example, i</w:t>
-      </w:r>
-      <w:r>
-        <w:t xml:space="preserve">f N = 3, we can </w:t>
-      </w:r>
-      <w:r>
-        <w:t xml:space="preserve">sample </w:t>
-      </w:r>
-      <w:r>
-        <w:t>E</w:t>
-      </w:r>
-      <w:r>
-        <w:t xml:space="preserve"> triplets by </w:t>
-      </w:r>
-      <w:r>
-        <w:t xml:space="preserve">starting </w:t>
-      </w:r>
-      <w:r>
-        <w:t>from</w:t>
-      </w:r>
-    </w:p>
-    <w:p>
-      <w:pPr>
-        <w:pStyle w:val="a5"/>
-        <w:numPr>
-          <w:ilvl w:val="3"/>
-          <w:numId w:val="4"/>
-        </w:numPr>
-        <w:ind w:leftChars="0"/>
-        <w:jc w:val="left"/>
-      </w:pPr>
-      <w:r>
-        <w:t xml:space="preserve">1) sampling first topic based on </w:t>
-      </w:r>
-      <w:r>
-        <w:t>frequency</w:t>
-      </w:r>
-    </w:p>
-    <w:p>
-      <w:pPr>
-        <w:pStyle w:val="a5"/>
-        <w:numPr>
-          <w:ilvl w:val="3"/>
-          <w:numId w:val="4"/>
-        </w:numPr>
-        <w:ind w:leftChars="0"/>
-        <w:jc w:val="left"/>
-      </w:pPr>
-      <w:r>
-        <w:t>2) sampling 2</w:t>
-      </w:r>
-      <w:r>
-        <w:rPr>
-          <w:vertAlign w:val="superscript"/>
-        </w:rPr>
-        <w:t>nd</w:t>
-      </w:r>
-      <w:r>
-        <w:t xml:space="preserve"> topic with probability of inverse of distance from the first topic</w:t>
-      </w:r>
-    </w:p>
-    <w:p>
-      <w:pPr>
-        <w:pStyle w:val="a5"/>
-        <w:numPr>
-          <w:ilvl w:val="3"/>
-          <w:numId w:val="4"/>
-        </w:numPr>
-        <w:ind w:leftChars="0"/>
-        <w:jc w:val="left"/>
-      </w:pPr>
-      <w:r>
-        <w:t>3) sampling 3</w:t>
-      </w:r>
-      <w:r>
-        <w:rPr>
-          <w:vertAlign w:val="superscript"/>
-        </w:rPr>
-        <w:t>rd</w:t>
-      </w:r>
-      <w:r>
-        <w:t xml:space="preserve"> topic with probability of inverse of sum of two distances</w:t>
-      </w:r>
-      <w:r>
-        <w:t xml:space="preserve"> </w:t>
-      </w:r>
-      <w:r>
-        <w:t>from the first/second topics</w:t>
-      </w:r>
-      <w:r>
-        <w:t xml:space="preserve"> </w:t>
-      </w:r>
-    </w:p>
-    <w:p>
-      <w:pPr>
-        <w:pStyle w:val="a5"/>
-        <w:numPr>
-          <w:ilvl w:val="1"/>
-          <w:numId w:val="4"/>
-        </w:numPr>
-        <w:ind w:leftChars="0"/>
-        <w:jc w:val="left"/>
-      </w:pPr>
-      <w:r>
-        <w:t xml:space="preserve">Various ways </w:t>
-      </w:r>
-      <w:r>
-        <w:t>to set the ‘general topic space’.</w:t>
-      </w:r>
-    </w:p>
-    <w:p>
-      <w:pPr>
-        <w:pStyle w:val="a5"/>
-        <w:numPr>
-          <w:ilvl w:val="2"/>
-          <w:numId w:val="4"/>
-        </w:numPr>
-        <w:ind w:leftChars="0"/>
-        <w:jc w:val="left"/>
-      </w:pPr>
-      <w:r>
-        <w:rPr>
-          <w:rFonts w:hint="eastAsia"/>
-        </w:rPr>
-        <w:t>I</w:t>
-      </w:r>
-      <w:r>
-        <w:t xml:space="preserve">f we </w:t>
-      </w:r>
-      <w:r>
-        <w:t xml:space="preserve">have a ‘general topic space’ for all </w:t>
-      </w:r>
-      <w:r>
-        <w:t>(say, five) communities, we can use t</w:t>
-      </w:r>
-      <w:r>
-        <w:t xml:space="preserve">he </w:t>
-      </w:r>
-      <w:r>
-        <w:t>whole space as a general space (although we might need to normalize a things little bit)</w:t>
-      </w:r>
-    </w:p>
-    <w:p>
-      <w:pPr>
-        <w:pStyle w:val="a5"/>
-        <w:numPr>
-          <w:ilvl w:val="3"/>
-          <w:numId w:val="4"/>
-        </w:numPr>
-        <w:ind w:leftChars="0"/>
-        <w:jc w:val="left"/>
-      </w:pPr>
-      <w:r>
-        <w:rPr>
-          <w:rFonts w:hint="eastAsia"/>
-        </w:rPr>
-        <w:t>T</w:t>
-      </w:r>
-      <w:r>
-        <w:t>his would be the case when we are focusing on the model simulation (Starting from one, drifting from it)</w:t>
-      </w:r>
-    </w:p>
-    <w:p>
-      <w:pPr>
-        <w:pStyle w:val="a5"/>
-        <w:numPr>
-          <w:ilvl w:val="2"/>
-          <w:numId w:val="4"/>
-        </w:numPr>
-        <w:ind w:leftChars="0"/>
-        <w:jc w:val="left"/>
-      </w:pPr>
-      <w:r>
-        <w:rPr>
-          <w:rFonts w:hint="eastAsia"/>
-        </w:rPr>
-        <w:t>I</w:t>
-      </w:r>
-      <w:r>
-        <w:t>f we are using a single community, starts from the original</w:t>
-      </w:r>
-      <w:r>
-        <w:t xml:space="preserve"> space and watch it drifts</w:t>
-      </w:r>
-      <w:r>
-        <w:rPr>
-          <w:rFonts w:hint="eastAsia"/>
-        </w:rPr>
-        <w:t xml:space="preserve"> </w:t>
-      </w:r>
-      <w:r>
-        <w:t>apart (assuming that the community is initially less biased)</w:t>
-      </w:r>
-      <w:r>
-        <w:t xml:space="preserve"> </w:t>
-      </w:r>
-    </w:p>
-    <w:p>
-      <w:pPr>
-        <w:pStyle w:val="a5"/>
-        <w:numPr>
-          <w:ilvl w:val="2"/>
-          <w:numId w:val="4"/>
-        </w:numPr>
-        <w:ind w:leftChars="0"/>
-        <w:jc w:val="left"/>
-      </w:pPr>
-      <w:r>
-        <w:rPr>
-          <w:rFonts w:hint="eastAsia"/>
-        </w:rPr>
-        <w:t>O</w:t>
-      </w:r>
-      <w:r>
-        <w:t xml:space="preserve">r, we can use </w:t>
-      </w:r>
-      <w:r>
-        <w:t xml:space="preserve">Pure Bert embedding of the each topic’s keyword (thus separating the </w:t>
-      </w:r>
-      <w:r>
-        <w:t xml:space="preserve">metric space of event generation </w:t>
-      </w:r>
-      <w:r>
-        <w:t xml:space="preserve">from the community topic </w:t>
-      </w:r>
-      <w:r>
-        <w:lastRenderedPageBreak/>
-        <w:t>space)</w:t>
-      </w:r>
-    </w:p>
-    <w:p>
-      <w:pPr>
-        <w:pStyle w:val="a5"/>
-        <w:numPr>
-          <w:ilvl w:val="0"/>
-          <w:numId w:val="4"/>
-        </w:numPr>
-        <w:ind w:leftChars="0"/>
-        <w:jc w:val="left"/>
-      </w:pPr>
-      <w:r>
-        <w:rPr>
-          <w:rFonts w:hint="eastAsia"/>
-        </w:rPr>
-        <w:t>E</w:t>
-      </w:r>
-      <w:r>
-        <w:t>vent filter</w:t>
-      </w:r>
-    </w:p>
-    <w:p>
-      <w:pPr>
-        <w:pStyle w:val="a5"/>
-        <w:numPr>
-          <w:ilvl w:val="1"/>
-          <w:numId w:val="4"/>
-        </w:numPr>
-        <w:ind w:leftChars="0"/>
-        <w:jc w:val="left"/>
-      </w:pPr>
-      <w:r>
-        <w:t>TBD</w:t>
-      </w:r>
-    </w:p>
-    <w:p>
-      <w:pPr>
-        <w:pStyle w:val="a5"/>
-        <w:numPr>
-          <w:ilvl w:val="0"/>
-          <w:numId w:val="4"/>
-        </w:numPr>
-        <w:ind w:leftChars="0"/>
-        <w:jc w:val="left"/>
-      </w:pPr>
-      <w:r>
-        <w:rPr>
-          <w:rFonts w:hint="eastAsia"/>
-        </w:rPr>
-        <w:t>A</w:t>
-      </w:r>
-      <w:r>
-        <w:t>ctivity</w:t>
-      </w:r>
-    </w:p>
-    <w:p>
-      <w:pPr>
-        <w:pStyle w:val="a5"/>
-        <w:numPr>
-          <w:ilvl w:val="1"/>
-          <w:numId w:val="4"/>
-        </w:numPr>
-        <w:ind w:leftChars="0"/>
-        <w:jc w:val="left"/>
-      </w:pPr>
-      <w:r>
-        <w:rPr>
-          <w:rFonts w:hint="eastAsia"/>
-        </w:rPr>
-        <w:t>C</w:t>
-      </w:r>
-      <w:r>
-        <w:t>hange</w:t>
-      </w:r>
-    </w:p>
-    <w:p>
-      <w:pPr>
-        <w:pStyle w:val="a5"/>
-        <w:ind w:leftChars="0" w:left="1680"/>
-        <w:jc w:val="left"/>
-        <w:rPr>
-          <w:rFonts w:hint="eastAsia"/>
-        </w:rPr>
+        <w:t>vent makes people talk; activity of people takes place in form of random walk.</w:t>
+      </w:r>
+    </w:p>
+    <w:p>
+      <w:pPr>
+        <w:pStyle w:val="a5"/>
+        <w:numPr>
+          <w:ilvl w:val="1"/>
+          <w:numId w:val="4"/>
+        </w:numPr>
+        <w:ind w:leftChars="0"/>
+        <w:jc w:val="left"/>
+      </w:pPr>
+      <w:r>
+        <w:rPr>
+          <w:rFonts w:hint="eastAsia"/>
+        </w:rPr>
+        <w:t>P</w:t>
+      </w:r>
+      <w:r>
+        <w:t>eople’s talk in the community shapes filter</w:t>
+      </w:r>
+      <w:r>
+        <w:t xml:space="preserve">. </w:t>
+      </w:r>
+    </w:p>
+    <w:p>
+      <w:pPr>
+        <w:pStyle w:val="a5"/>
+        <w:numPr>
+          <w:ilvl w:val="1"/>
+          <w:numId w:val="4"/>
+        </w:numPr>
+        <w:ind w:leftChars="0"/>
+        <w:jc w:val="left"/>
+      </w:pPr>
+      <w:r>
+        <w:t xml:space="preserve">Finally, event changes the general topic space, but only selected events </w:t>
+      </w:r>
+      <w:proofErr w:type="gramStart"/>
+      <w:r>
+        <w:t>changes</w:t>
+      </w:r>
+      <w:proofErr w:type="gramEnd"/>
+      <w:r>
+        <w:t xml:space="preserve"> the topic space.</w:t>
+      </w:r>
+    </w:p>
+    <w:p>
+      <w:pPr>
+        <w:pStyle w:val="a5"/>
+        <w:ind w:leftChars="0" w:left="1160"/>
+        <w:jc w:val="left"/>
       </w:pPr>
     </w:p>
     <w:p>
@@ -976,7 +608,51 @@
         <w:jc w:val="left"/>
       </w:pPr>
       <w:r>
-        <w:t>Pseudocode</w:t>
+        <w:t>Components implementations</w:t>
+      </w:r>
+      <w:r>
+        <w:t xml:space="preserve"> </w:t>
+      </w:r>
+      <w:r>
+        <w:rPr>
+          <w:rFonts w:hint="eastAsia"/>
+          <w:color w:val="000000" w:themeColor="text1"/>
+        </w:rPr>
+        <w:t>(</w:t>
+      </w:r>
+      <w:proofErr w:type="gramStart"/>
+      <w:r>
+        <w:rPr>
+          <w:rFonts w:hint="eastAsia"/>
+          <w:color w:val="FF0000"/>
+        </w:rPr>
+        <w:t>★</w:t>
+      </w:r>
+      <w:r>
+        <w:rPr>
+          <w:rFonts w:hint="eastAsia"/>
+          <w:color w:val="FF0000"/>
+        </w:rPr>
+        <w:t xml:space="preserve"> </w:t>
+      </w:r>
+      <w:r>
+        <w:rPr>
+          <w:color w:val="FF0000"/>
+        </w:rPr>
+        <w:t>:</w:t>
+      </w:r>
+      <w:proofErr w:type="gramEnd"/>
+      <w:r>
+        <w:rPr>
+          <w:color w:val="FF0000"/>
+        </w:rPr>
+        <w:t xml:space="preserve"> under construction / not sure / needs comments</w:t>
+      </w:r>
+      <w:r>
+        <w:rPr>
+          <w:color w:val="000000" w:themeColor="text1"/>
+        </w:rPr>
+        <w:t>)</w:t>
       </w:r>
     </w:p>
     <w:p>
@@ -990,7 +666,161 @@
         <w:jc w:val="left"/>
       </w:pPr>
       <w:r>
-        <w:t xml:space="preserve">Prerequisite : Topic embedding space, </w:t>
+        <w:t>Topic embedding space</w:t>
+      </w:r>
+    </w:p>
+    <w:p>
+      <w:pPr>
+        <w:pStyle w:val="a5"/>
+        <w:numPr>
+          <w:ilvl w:val="1"/>
+          <w:numId w:val="4"/>
+        </w:numPr>
+        <w:ind w:leftChars="0"/>
+        <w:jc w:val="left"/>
+      </w:pPr>
+      <w:r>
+        <w:t xml:space="preserve">High-dimensional </w:t>
+      </w:r>
+      <w:r>
+        <w:t>metric space</w:t>
+      </w:r>
+      <w:r>
+        <w:t xml:space="preserve"> </w:t>
+      </w:r>
+      <w:r>
+        <w:t>with dimensionality of D</w:t>
+      </w:r>
+    </w:p>
+    <w:p>
+      <w:pPr>
+        <w:pStyle w:val="a5"/>
+        <w:numPr>
+          <w:ilvl w:val="1"/>
+          <w:numId w:val="4"/>
+        </w:numPr>
+        <w:ind w:leftChars="0"/>
+        <w:jc w:val="left"/>
+      </w:pPr>
+      <w:r>
+        <w:rPr>
+          <w:rFonts w:hint="eastAsia"/>
+        </w:rPr>
+        <w:t>E</w:t>
+      </w:r>
+      <w:r>
+        <w:t xml:space="preserve">ach topic is </w:t>
+      </w:r>
+      <w:r>
+        <w:t>represented as a single point on this space</w:t>
+      </w:r>
+      <w:r>
+        <w:t xml:space="preserve"> with its frequency </w:t>
+      </w:r>
+      <w:r>
+        <w:t>(</w:t>
+      </w:r>
+      <w:r>
+        <w:t>ratio</w:t>
+      </w:r>
+      <w:r>
+        <w:t>)</w:t>
+      </w:r>
+    </w:p>
+    <w:p>
+      <w:pPr>
+        <w:pStyle w:val="a5"/>
+        <w:numPr>
+          <w:ilvl w:val="1"/>
+          <w:numId w:val="4"/>
+        </w:numPr>
+        <w:ind w:leftChars="0"/>
+        <w:jc w:val="left"/>
+      </w:pPr>
+      <w:r>
+        <w:t>(</w:t>
+      </w:r>
+      <w:r>
+        <w:rPr>
+          <w:rFonts w:hint="eastAsia"/>
+          <w:color w:val="FF0000"/>
+        </w:rPr>
+        <w:t>★</w:t>
+      </w:r>
+      <w:r>
+        <w:rPr>
+          <w:rFonts w:hint="eastAsia"/>
+        </w:rPr>
+        <w:t>)</w:t>
+      </w:r>
+      <w:r>
+        <w:t xml:space="preserve"> </w:t>
+      </w:r>
+      <w:proofErr w:type="gramStart"/>
+      <w:r>
+        <w:rPr>
+          <w:rFonts w:hint="eastAsia"/>
+        </w:rPr>
+        <w:t>F</w:t>
+      </w:r>
+      <w:r>
+        <w:t>requency /</w:t>
+      </w:r>
+      <w:proofErr w:type="gramEnd"/>
+      <w:r>
+        <w:t xml:space="preserve"> distance distribution is initially given (Gaussian / Empirical)</w:t>
+      </w:r>
+    </w:p>
+    <w:p>
+      <w:pPr>
+        <w:pStyle w:val="a5"/>
+        <w:numPr>
+          <w:ilvl w:val="1"/>
+          <w:numId w:val="4"/>
+        </w:numPr>
+        <w:ind w:leftChars="0"/>
+        <w:jc w:val="left"/>
+      </w:pPr>
+      <w:r>
+        <w:t>(</w:t>
+      </w:r>
+      <w:r>
+        <w:rPr>
+          <w:rFonts w:hint="eastAsia"/>
+          <w:color w:val="FF0000"/>
+        </w:rPr>
+        <w:t>★</w:t>
+      </w:r>
+      <w:r>
+        <w:rPr>
+          <w:rFonts w:hint="eastAsia"/>
+        </w:rPr>
+        <w:t>)</w:t>
+      </w:r>
+      <w:r>
+        <w:t xml:space="preserve"> </w:t>
+      </w:r>
+      <w:r>
+        <w:t xml:space="preserve">Distance between topics can be regarded as a Real Bert </w:t>
+      </w:r>
+      <w:r>
+        <w:t>embeddings distance (direct analogy) or partial correlation between c-</w:t>
+      </w:r>
+      <w:proofErr w:type="spellStart"/>
+      <w:r>
+        <w:t>tf</w:t>
+      </w:r>
+      <w:proofErr w:type="spellEnd"/>
+      <w:r>
+        <w:t>-</w:t>
+      </w:r>
+      <w:proofErr w:type="spellStart"/>
+      <w:r>
+        <w:t>idf</w:t>
+      </w:r>
+      <w:proofErr w:type="spellEnd"/>
+      <w:r>
+        <w:t xml:space="preserve"> vectors (indirect analogy)</w:t>
       </w:r>
     </w:p>
     <w:p>
@@ -1007,10 +837,399 @@
         <w:rPr>
           <w:rFonts w:hint="eastAsia"/>
         </w:rPr>
+        <w:t>E</w:t>
+      </w:r>
+      <w:r>
+        <w:t>vent generation</w:t>
+      </w:r>
+    </w:p>
+    <w:p>
+      <w:pPr>
+        <w:pStyle w:val="a5"/>
+        <w:numPr>
+          <w:ilvl w:val="1"/>
+          <w:numId w:val="4"/>
+        </w:numPr>
+        <w:ind w:leftChars="0"/>
+        <w:jc w:val="left"/>
+      </w:pPr>
+      <w:r>
+        <w:t xml:space="preserve">Represents the </w:t>
+      </w:r>
+      <w:proofErr w:type="gramStart"/>
+      <w:r>
+        <w:t>real world</w:t>
+      </w:r>
+      <w:proofErr w:type="gramEnd"/>
+      <w:r>
+        <w:t xml:space="preserve"> </w:t>
+      </w:r>
+      <w:r>
+        <w:t>news.</w:t>
+      </w:r>
+    </w:p>
+    <w:p>
+      <w:pPr>
+        <w:pStyle w:val="a5"/>
+        <w:numPr>
+          <w:ilvl w:val="1"/>
+          <w:numId w:val="4"/>
+        </w:numPr>
+        <w:ind w:leftChars="0"/>
+        <w:jc w:val="left"/>
+      </w:pPr>
+      <w:r>
+        <w:rPr>
+          <w:rFonts w:hint="eastAsia"/>
+        </w:rPr>
         <w:t>T</w:t>
       </w:r>
       <w:r>
-        <w:t xml:space="preserve"> = 0</w:t>
+        <w:t>he number of events</w:t>
+      </w:r>
+      <w:r>
+        <w:t xml:space="preserve"> E</w:t>
+      </w:r>
+      <w:r>
+        <w:t xml:space="preserve"> should be </w:t>
+      </w:r>
+      <w:proofErr w:type="gramStart"/>
+      <w:r>
+        <w:t>similar to</w:t>
+      </w:r>
+      <w:proofErr w:type="gramEnd"/>
+      <w:r>
+        <w:t xml:space="preserve"> </w:t>
+      </w:r>
+      <w:r>
+        <w:t xml:space="preserve">the ‘number of posts’ at that given time </w:t>
+      </w:r>
+      <w:r>
+        <w:t>space.</w:t>
+      </w:r>
+    </w:p>
+    <w:p>
+      <w:pPr>
+        <w:pStyle w:val="a5"/>
+        <w:numPr>
+          <w:ilvl w:val="1"/>
+          <w:numId w:val="4"/>
+        </w:numPr>
+        <w:ind w:leftChars="0"/>
+        <w:jc w:val="left"/>
+      </w:pPr>
+      <w:r>
+        <w:t>(</w:t>
+      </w:r>
+      <w:r>
+        <w:rPr>
+          <w:rFonts w:hint="eastAsia"/>
+          <w:color w:val="FF0000"/>
+        </w:rPr>
+        <w:t>★</w:t>
+      </w:r>
+      <w:r>
+        <w:rPr>
+          <w:rFonts w:hint="eastAsia"/>
+        </w:rPr>
+        <w:t>)</w:t>
+      </w:r>
+      <w:r>
+        <w:t xml:space="preserve"> </w:t>
+      </w:r>
+      <w:r>
+        <w:t xml:space="preserve">Tuple of </w:t>
+      </w:r>
+      <w:r>
+        <w:t xml:space="preserve">N </w:t>
+      </w:r>
+      <w:r>
+        <w:t>topics</w:t>
+      </w:r>
+      <w:r>
+        <w:t xml:space="preserve"> </w:t>
+      </w:r>
+      <w:r>
+        <w:t xml:space="preserve">where its sampling is based on the distances of those topics on </w:t>
+      </w:r>
+      <w:r>
+        <w:t>the ‘general topic space’.</w:t>
+      </w:r>
+    </w:p>
+    <w:p>
+      <w:pPr>
+        <w:pStyle w:val="a5"/>
+        <w:numPr>
+          <w:ilvl w:val="2"/>
+          <w:numId w:val="4"/>
+        </w:numPr>
+        <w:ind w:leftChars="0"/>
+        <w:jc w:val="left"/>
+      </w:pPr>
+      <w:r>
+        <w:lastRenderedPageBreak/>
+        <w:t>For example, i</w:t>
+      </w:r>
+      <w:r>
+        <w:t xml:space="preserve">f N = 3, we can </w:t>
+      </w:r>
+      <w:r>
+        <w:t xml:space="preserve">sample </w:t>
+      </w:r>
+      <w:r>
+        <w:t>E</w:t>
+      </w:r>
+      <w:r>
+        <w:t xml:space="preserve"> triplets by </w:t>
+      </w:r>
+      <w:r>
+        <w:t xml:space="preserve">starting </w:t>
+      </w:r>
+      <w:r>
+        <w:t>from</w:t>
+      </w:r>
+    </w:p>
+    <w:p>
+      <w:pPr>
+        <w:pStyle w:val="a5"/>
+        <w:numPr>
+          <w:ilvl w:val="3"/>
+          <w:numId w:val="4"/>
+        </w:numPr>
+        <w:ind w:leftChars="0"/>
+        <w:jc w:val="left"/>
+      </w:pPr>
+      <w:r>
+        <w:t xml:space="preserve">1) sampling first topic based on </w:t>
+      </w:r>
+      <w:r>
+        <w:t>frequency</w:t>
+      </w:r>
+    </w:p>
+    <w:p>
+      <w:pPr>
+        <w:pStyle w:val="a5"/>
+        <w:numPr>
+          <w:ilvl w:val="3"/>
+          <w:numId w:val="4"/>
+        </w:numPr>
+        <w:ind w:leftChars="0"/>
+        <w:jc w:val="left"/>
+      </w:pPr>
+      <w:r>
+        <w:t>2) sampling 2</w:t>
+      </w:r>
+      <w:r>
+        <w:rPr>
+          <w:vertAlign w:val="superscript"/>
+        </w:rPr>
+        <w:t>nd</w:t>
+      </w:r>
+      <w:r>
+        <w:t xml:space="preserve"> topic with probability of inverse of distance from the first topic</w:t>
+      </w:r>
+    </w:p>
+    <w:p>
+      <w:pPr>
+        <w:pStyle w:val="a5"/>
+        <w:numPr>
+          <w:ilvl w:val="3"/>
+          <w:numId w:val="4"/>
+        </w:numPr>
+        <w:ind w:leftChars="0"/>
+        <w:jc w:val="left"/>
+      </w:pPr>
+      <w:r>
+        <w:t>3) sampling 3</w:t>
+      </w:r>
+      <w:r>
+        <w:rPr>
+          <w:vertAlign w:val="superscript"/>
+        </w:rPr>
+        <w:t>rd</w:t>
+      </w:r>
+      <w:r>
+        <w:t xml:space="preserve"> topic with probability of inverse of sum of two distances</w:t>
+      </w:r>
+      <w:r>
+        <w:t xml:space="preserve"> </w:t>
+      </w:r>
+      <w:r>
+        <w:t>from the first/second topics</w:t>
+      </w:r>
+      <w:r>
+        <w:t xml:space="preserve"> </w:t>
+      </w:r>
+    </w:p>
+    <w:p>
+      <w:pPr>
+        <w:pStyle w:val="a5"/>
+        <w:numPr>
+          <w:ilvl w:val="1"/>
+          <w:numId w:val="4"/>
+        </w:numPr>
+        <w:ind w:leftChars="0"/>
+        <w:jc w:val="left"/>
+      </w:pPr>
+      <w:r>
+        <w:t>(</w:t>
+      </w:r>
+      <w:r>
+        <w:rPr>
+          <w:rFonts w:hint="eastAsia"/>
+          <w:color w:val="FF0000"/>
+        </w:rPr>
+        <w:t>★</w:t>
+      </w:r>
+      <w:r>
+        <w:rPr>
+          <w:rFonts w:hint="eastAsia"/>
+        </w:rPr>
+        <w:t>)</w:t>
+      </w:r>
+      <w:r>
+        <w:t xml:space="preserve"> </w:t>
+      </w:r>
+      <w:r>
+        <w:t xml:space="preserve">Various ways </w:t>
+      </w:r>
+      <w:r>
+        <w:t>to set the ‘general topic space’.</w:t>
+      </w:r>
+      <w:r>
+        <w:t xml:space="preserve"> </w:t>
+      </w:r>
+    </w:p>
+    <w:p>
+      <w:pPr>
+        <w:pStyle w:val="a5"/>
+        <w:numPr>
+          <w:ilvl w:val="2"/>
+          <w:numId w:val="4"/>
+        </w:numPr>
+        <w:ind w:leftChars="0"/>
+        <w:jc w:val="left"/>
+      </w:pPr>
+      <w:r>
+        <w:rPr>
+          <w:rFonts w:hint="eastAsia"/>
+        </w:rPr>
+        <w:t>I</w:t>
+      </w:r>
+      <w:r>
+        <w:t xml:space="preserve">f we </w:t>
+      </w:r>
+      <w:r>
+        <w:t xml:space="preserve">have a ‘general topic space’ for all </w:t>
+      </w:r>
+      <w:r>
+        <w:t>(say, five) communities, we can use t</w:t>
+      </w:r>
+      <w:r>
+        <w:t xml:space="preserve">he </w:t>
+      </w:r>
+      <w:r>
+        <w:t xml:space="preserve">whole space as a general space (although we might need to normalize a </w:t>
+      </w:r>
+      <w:proofErr w:type="gramStart"/>
+      <w:r>
+        <w:t>things</w:t>
+      </w:r>
+      <w:proofErr w:type="gramEnd"/>
+      <w:r>
+        <w:t xml:space="preserve"> little bit)</w:t>
+      </w:r>
+    </w:p>
+    <w:p>
+      <w:pPr>
+        <w:pStyle w:val="a5"/>
+        <w:numPr>
+          <w:ilvl w:val="3"/>
+          <w:numId w:val="4"/>
+        </w:numPr>
+        <w:ind w:leftChars="0"/>
+        <w:jc w:val="left"/>
+      </w:pPr>
+      <w:r>
+        <w:rPr>
+          <w:rFonts w:hint="eastAsia"/>
+        </w:rPr>
+        <w:t>T</w:t>
+      </w:r>
+      <w:r>
+        <w:t>his would be the case when we are focusing on the model simulation (Starting from one, drifting from it)</w:t>
+      </w:r>
+    </w:p>
+    <w:p>
+      <w:pPr>
+        <w:pStyle w:val="a5"/>
+        <w:numPr>
+          <w:ilvl w:val="2"/>
+          <w:numId w:val="4"/>
+        </w:numPr>
+        <w:ind w:leftChars="0"/>
+        <w:jc w:val="left"/>
+      </w:pPr>
+      <w:r>
+        <w:rPr>
+          <w:rFonts w:hint="eastAsia"/>
+        </w:rPr>
+        <w:t>I</w:t>
+      </w:r>
+      <w:r>
+        <w:t>f we are using a single community, starts from the original</w:t>
+      </w:r>
+      <w:r>
+        <w:t xml:space="preserve"> space and watch it drifts</w:t>
+      </w:r>
+      <w:r>
+        <w:rPr>
+          <w:rFonts w:hint="eastAsia"/>
+        </w:rPr>
+        <w:t xml:space="preserve"> </w:t>
+      </w:r>
+      <w:r>
+        <w:t>apart (assuming that the community is initially less biased)</w:t>
+      </w:r>
+      <w:r>
+        <w:t xml:space="preserve"> </w:t>
+      </w:r>
+    </w:p>
+    <w:p>
+      <w:pPr>
+        <w:pStyle w:val="a5"/>
+        <w:numPr>
+          <w:ilvl w:val="2"/>
+          <w:numId w:val="4"/>
+        </w:numPr>
+        <w:ind w:leftChars="0"/>
+        <w:jc w:val="left"/>
+      </w:pPr>
+      <w:proofErr w:type="gramStart"/>
+      <w:r>
+        <w:rPr>
+          <w:rFonts w:hint="eastAsia"/>
+        </w:rPr>
+        <w:t>O</w:t>
+      </w:r>
+      <w:r>
+        <w:t>r,</w:t>
+      </w:r>
+      <w:proofErr w:type="gramEnd"/>
+      <w:r>
+        <w:t xml:space="preserve"> we can use </w:t>
+      </w:r>
+      <w:r>
+        <w:t xml:space="preserve">Pure Bert embedding of the each topic’s keyword (thus separating the </w:t>
+      </w:r>
+      <w:r>
+        <w:t xml:space="preserve">metric space of event generation </w:t>
+      </w:r>
+      <w:r>
+        <w:t>from the community topic space)</w:t>
+      </w:r>
+      <w:r>
+        <w:t xml:space="preserve"> </w:t>
       </w:r>
     </w:p>
     <w:p>
@@ -1024,50 +1243,263 @@
         <w:jc w:val="left"/>
       </w:pPr>
       <w:r>
-        <w:t xml:space="preserve">While </w:t>
-      </w:r>
-      <w:r>
-        <w:t xml:space="preserve">T &lt; MAX_T </w:t>
-      </w:r>
-      <w:r>
-        <w:t>:</w:t>
+        <w:rPr>
+          <w:rFonts w:hint="eastAsia"/>
+        </w:rPr>
+        <w:t>E</w:t>
+      </w:r>
+      <w:r>
+        <w:t>vent filter</w:t>
+      </w:r>
+    </w:p>
+    <w:p>
+      <w:pPr>
+        <w:pStyle w:val="a5"/>
+        <w:numPr>
+          <w:ilvl w:val="1"/>
+          <w:numId w:val="4"/>
+        </w:numPr>
+        <w:ind w:leftChars="0"/>
+        <w:jc w:val="left"/>
+      </w:pPr>
+      <w:r>
+        <w:t xml:space="preserve">Every generated event has a probability to be ‘posted’ on the </w:t>
+      </w:r>
+      <w:r>
+        <w:t>website,</w:t>
+      </w:r>
+      <w:r>
+        <w:t xml:space="preserve"> which determines the </w:t>
+      </w:r>
+      <w:r>
+        <w:t>characteristics and preferences of each community.</w:t>
+      </w:r>
+    </w:p>
+    <w:p>
+      <w:pPr>
+        <w:pStyle w:val="a5"/>
+        <w:numPr>
+          <w:ilvl w:val="1"/>
+          <w:numId w:val="4"/>
+        </w:numPr>
+        <w:ind w:leftChars="0"/>
+        <w:jc w:val="left"/>
+      </w:pPr>
+      <w:r>
+        <w:t>(</w:t>
+      </w:r>
+      <w:r>
+        <w:rPr>
+          <w:rFonts w:hint="eastAsia"/>
+          <w:color w:val="FF0000"/>
+        </w:rPr>
+        <w:t>★</w:t>
+      </w:r>
+      <w:r>
+        <w:rPr>
+          <w:rFonts w:hint="eastAsia"/>
+        </w:rPr>
+        <w:t>)</w:t>
       </w:r>
       <w:r>
         <w:t xml:space="preserve"> </w:t>
       </w:r>
-    </w:p>
-    <w:p>
-      <w:pPr>
-        <w:pStyle w:val="a5"/>
-        <w:numPr>
-          <w:ilvl w:val="1"/>
-          <w:numId w:val="4"/>
-        </w:numPr>
-        <w:ind w:leftChars="0"/>
-        <w:jc w:val="left"/>
-      </w:pPr>
-      <w:r>
-        <w:t xml:space="preserve">Events = </w:t>
-      </w:r>
-      <w:r>
-        <w:t>[]</w:t>
-      </w:r>
-    </w:p>
-    <w:p>
-      <w:pPr>
-        <w:pStyle w:val="a5"/>
-        <w:numPr>
-          <w:ilvl w:val="1"/>
-          <w:numId w:val="4"/>
-        </w:numPr>
-        <w:ind w:leftChars="0"/>
-        <w:jc w:val="left"/>
-      </w:pPr>
-      <w:r>
-        <w:t xml:space="preserve">for </w:t>
-      </w:r>
-      <w:r>
-        <w:t>I -&gt; number of events per timestep:</w:t>
+      <w:r>
+        <w:rPr>
+          <w:rFonts w:hint="eastAsia"/>
+        </w:rPr>
+        <w:t>S</w:t>
+      </w:r>
+      <w:r>
+        <w:t>implest ways to do this is</w:t>
+      </w:r>
+      <w:r>
+        <w:t xml:space="preserve">, the event is prone to rejection if the frequencies and inter-distances between their constituents (topics) </w:t>
+      </w:r>
+      <w:r>
+        <w:t xml:space="preserve">differs at general topic space and community topic spaces. </w:t>
+      </w:r>
+      <w:r>
+        <w:rPr>
+          <w:b/>
+          <w:bCs/>
+        </w:rPr>
+        <w:t>(Discrepancies yields rejection)</w:t>
+      </w:r>
+    </w:p>
+    <w:p>
+      <w:pPr>
+        <w:pStyle w:val="a5"/>
+        <w:numPr>
+          <w:ilvl w:val="0"/>
+          <w:numId w:val="4"/>
+        </w:numPr>
+        <w:ind w:leftChars="0"/>
+        <w:jc w:val="left"/>
+      </w:pPr>
+      <w:r>
+        <w:rPr>
+          <w:rFonts w:hint="eastAsia"/>
+        </w:rPr>
+        <w:t>A</w:t>
+      </w:r>
+      <w:r>
+        <w:t>ctivity</w:t>
+      </w:r>
+    </w:p>
+    <w:p>
+      <w:pPr>
+        <w:pStyle w:val="a5"/>
+        <w:numPr>
+          <w:ilvl w:val="1"/>
+          <w:numId w:val="4"/>
+        </w:numPr>
+        <w:ind w:leftChars="0"/>
+        <w:jc w:val="left"/>
+      </w:pPr>
+      <w:r>
+        <w:t>Random walk on the topic space</w:t>
+      </w:r>
+      <w:r>
+        <w:t>.</w:t>
+      </w:r>
+    </w:p>
+    <w:p>
+      <w:pPr>
+        <w:pStyle w:val="a5"/>
+        <w:numPr>
+          <w:ilvl w:val="1"/>
+          <w:numId w:val="4"/>
+        </w:numPr>
+        <w:ind w:leftChars="0"/>
+        <w:jc w:val="left"/>
+      </w:pPr>
+      <w:r>
+        <w:t>(</w:t>
+      </w:r>
+      <w:r>
+        <w:rPr>
+          <w:rFonts w:hint="eastAsia"/>
+          <w:color w:val="FF0000"/>
+        </w:rPr>
+        <w:t>★</w:t>
+      </w:r>
+      <w:r>
+        <w:rPr>
+          <w:rFonts w:hint="eastAsia"/>
+        </w:rPr>
+        <w:t>)</w:t>
+      </w:r>
+      <w:r>
+        <w:t xml:space="preserve"> </w:t>
+      </w:r>
+      <w:r>
+        <w:rPr>
+          <w:rFonts w:hint="eastAsia"/>
+        </w:rPr>
+        <w:t>S</w:t>
+      </w:r>
+      <w:r>
+        <w:t xml:space="preserve">tarting from any of event’s topic node, </w:t>
+      </w:r>
+      <w:r>
+        <w:t>(or we can apply some bias), randomly walk for R times.</w:t>
+      </w:r>
+      <w:r>
+        <w:t xml:space="preserve"> (</w:t>
+      </w:r>
+      <w:r>
+        <w:t>Maybe</w:t>
+      </w:r>
+      <w:r>
+        <w:t xml:space="preserve"> multiple random walkers, based on the previous frequencies =&gt; kind of momentum of </w:t>
+      </w:r>
+      <w:r>
+        <w:t>frequencies</w:t>
+      </w:r>
+      <w:r>
+        <w:t xml:space="preserve">. Needs proportional constant </w:t>
+      </w:r>
+      <w:proofErr w:type="spellStart"/>
+      <w:r>
+        <w:rPr>
+          <w:rFonts w:hint="eastAsia"/>
+        </w:rPr>
+        <w:t>γ</w:t>
+      </w:r>
+      <w:proofErr w:type="spellEnd"/>
+      <w:r>
+        <w:t>.</w:t>
+      </w:r>
+      <w:r>
+        <w:t>)</w:t>
+      </w:r>
+    </w:p>
+    <w:p>
+      <w:pPr>
+        <w:pStyle w:val="a5"/>
+        <w:numPr>
+          <w:ilvl w:val="1"/>
+          <w:numId w:val="4"/>
+        </w:numPr>
+        <w:ind w:leftChars="0"/>
+        <w:jc w:val="left"/>
+      </w:pPr>
+      <w:r>
+        <w:lastRenderedPageBreak/>
+        <w:t>(</w:t>
+      </w:r>
+      <w:r>
+        <w:rPr>
+          <w:rFonts w:hint="eastAsia"/>
+          <w:color w:val="FF0000"/>
+        </w:rPr>
+        <w:t>★</w:t>
+      </w:r>
+      <w:r>
+        <w:rPr>
+          <w:rFonts w:hint="eastAsia"/>
+        </w:rPr>
+        <w:t>)</w:t>
+      </w:r>
+      <w:r>
+        <w:t xml:space="preserve"> </w:t>
+      </w:r>
+      <w:r>
+        <w:rPr>
+          <w:rFonts w:hint="eastAsia"/>
+        </w:rPr>
+        <w:t>N</w:t>
+      </w:r>
+      <w:r>
+        <w:t xml:space="preserve">ow, the frequencies of visited node and the </w:t>
+      </w:r>
+      <w:r>
+        <w:t>edges become</w:t>
+      </w:r>
+      <w:r>
+        <w:t>s an ‘</w:t>
+      </w:r>
+      <w:r>
+        <w:rPr>
+          <w:b/>
+          <w:bCs/>
+        </w:rPr>
+        <w:t>Activity network’</w:t>
+      </w:r>
+      <w:r>
+        <w:t xml:space="preserve">. (More </w:t>
+      </w:r>
+      <w:proofErr w:type="gramStart"/>
+      <w:r>
+        <w:t>visited :</w:t>
+      </w:r>
+      <w:proofErr w:type="gramEnd"/>
+      <w:r>
+        <w:t xml:space="preserve"> more frequency, </w:t>
+      </w:r>
+      <w:r>
+        <w:t>closer distances / high similarity)</w:t>
       </w:r>
     </w:p>
     <w:p>
@@ -1080,41 +1512,216 @@
         <w:ind w:leftChars="0"/>
         <w:jc w:val="left"/>
       </w:pPr>
-    </w:p>
-    <w:p>
-      <w:pPr>
-        <w:pStyle w:val="a5"/>
-        <w:numPr>
-          <w:ilvl w:val="1"/>
-          <w:numId w:val="4"/>
-        </w:numPr>
-        <w:ind w:leftChars="0"/>
-        <w:jc w:val="left"/>
-        <w:rPr>
-          <w:rFonts w:hint="eastAsia"/>
-        </w:rPr>
-      </w:pPr>
-      <w:r>
-        <w:rPr>
-          <w:rFonts w:hint="eastAsia"/>
-        </w:rPr>
-        <w:t>T</w:t>
-      </w:r>
-      <w:r>
-        <w:t xml:space="preserve"> += 1</w:t>
-      </w:r>
-    </w:p>
-    <w:p>
-      <w:pPr>
-        <w:pStyle w:val="a5"/>
-        <w:ind w:leftChars="0" w:left="1160"/>
-        <w:jc w:val="left"/>
-      </w:pPr>
-    </w:p>
-    <w:p>
-      <w:pPr>
-        <w:pStyle w:val="a5"/>
-        <w:ind w:leftChars="0" w:left="1160"/>
+      <w:r>
+        <w:t xml:space="preserve">Preferential </w:t>
+      </w:r>
+      <w:r>
+        <w:t>attachment perspective (edge reinforcement / homophily?)</w:t>
+      </w:r>
+    </w:p>
+    <w:p>
+      <w:pPr>
+        <w:pStyle w:val="a5"/>
+        <w:numPr>
+          <w:ilvl w:val="2"/>
+          <w:numId w:val="4"/>
+        </w:numPr>
+        <w:ind w:leftChars="0"/>
+        <w:jc w:val="left"/>
+      </w:pPr>
+      <w:r>
+        <w:t>(</w:t>
+      </w:r>
+      <w:proofErr w:type="spellStart"/>
+      <w:r>
+        <w:t>d_</w:t>
+      </w:r>
+      <w:proofErr w:type="gramStart"/>
+      <w:r>
+        <w:t>i</w:t>
+      </w:r>
+      <w:proofErr w:type="spellEnd"/>
+      <w:r>
+        <w:t>)^</w:t>
+      </w:r>
+      <w:proofErr w:type="gramEnd"/>
+      <w:r>
+        <w:t>-1/</w:t>
+      </w:r>
+      <w:proofErr w:type="spellStart"/>
+      <w:r>
+        <w:t>sum_i</w:t>
+      </w:r>
+      <w:proofErr w:type="spellEnd"/>
+      <w:r>
+        <w:t>(</w:t>
+      </w:r>
+      <w:proofErr w:type="spellStart"/>
+      <w:r>
+        <w:t>d_i</w:t>
+      </w:r>
+      <w:proofErr w:type="spellEnd"/>
+      <w:r>
+        <w:t>)^-1</w:t>
+      </w:r>
+    </w:p>
+    <w:p>
+      <w:pPr>
+        <w:pStyle w:val="a5"/>
+        <w:numPr>
+          <w:ilvl w:val="2"/>
+          <w:numId w:val="4"/>
+        </w:numPr>
+        <w:ind w:leftChars="0"/>
+        <w:jc w:val="left"/>
+      </w:pPr>
+      <w:r>
+        <w:t xml:space="preserve">Self-loop (the more the topic is frequent, the less the probability that it moves(jumps) to the other </w:t>
+      </w:r>
+      <w:proofErr w:type="gramStart"/>
+      <w:r>
+        <w:t>topic</w:t>
+      </w:r>
+      <w:proofErr w:type="gramEnd"/>
+    </w:p>
+    <w:p>
+      <w:pPr>
+        <w:pStyle w:val="a5"/>
+        <w:numPr>
+          <w:ilvl w:val="1"/>
+          <w:numId w:val="4"/>
+        </w:numPr>
+        <w:ind w:leftChars="0"/>
+        <w:jc w:val="left"/>
+      </w:pPr>
+      <w:r>
+        <w:rPr>
+          <w:rFonts w:hint="eastAsia"/>
+        </w:rPr>
+        <w:t>A</w:t>
+      </w:r>
+      <w:r>
+        <w:t xml:space="preserve">ctivity </w:t>
+      </w:r>
+      <w:r>
+        <w:t>is observed by community members; now changing the collective community topic space.</w:t>
+      </w:r>
+    </w:p>
+    <w:p>
+      <w:pPr>
+        <w:pStyle w:val="a5"/>
+        <w:numPr>
+          <w:ilvl w:val="2"/>
+          <w:numId w:val="4"/>
+        </w:numPr>
+        <w:ind w:leftChars="0"/>
+        <w:jc w:val="left"/>
+      </w:pPr>
+      <w:r>
+        <w:t>(</w:t>
+      </w:r>
+      <w:r>
+        <w:rPr>
+          <w:rFonts w:hint="eastAsia"/>
+          <w:color w:val="FF0000"/>
+        </w:rPr>
+        <w:t>★</w:t>
+      </w:r>
+      <w:r>
+        <w:rPr>
+          <w:rFonts w:hint="eastAsia"/>
+        </w:rPr>
+        <w:t>)</w:t>
+      </w:r>
+      <w:r>
+        <w:t xml:space="preserve"> One possible ways to do this is</w:t>
+      </w:r>
+      <w:r>
+        <w:t xml:space="preserve"> i</w:t>
+      </w:r>
+      <w:r>
+        <w:t xml:space="preserve">ncreasing topic </w:t>
+      </w:r>
+      <w:r>
+        <w:t xml:space="preserve">frequencies and applying forces (??) to </w:t>
+      </w:r>
+      <w:r>
+        <w:t xml:space="preserve">the topics on the topic (metric) space to pull/push them. </w:t>
+      </w:r>
+    </w:p>
+    <w:p>
+      <w:pPr>
+        <w:pStyle w:val="a5"/>
+        <w:numPr>
+          <w:ilvl w:val="2"/>
+          <w:numId w:val="4"/>
+        </w:numPr>
+        <w:ind w:leftChars="0"/>
+        <w:jc w:val="left"/>
+      </w:pPr>
+      <w:r>
+        <w:t>(</w:t>
+      </w:r>
+      <w:r>
+        <w:rPr>
+          <w:rFonts w:hint="eastAsia"/>
+          <w:color w:val="FF0000"/>
+        </w:rPr>
+        <w:t>★</w:t>
+      </w:r>
+      <w:r>
+        <w:rPr>
+          <w:rFonts w:hint="eastAsia"/>
+        </w:rPr>
+        <w:t>)</w:t>
+      </w:r>
+      <w:r>
+        <w:t xml:space="preserve"> To </w:t>
+      </w:r>
+      <w:r>
+        <w:t>prevent abrupt changes, we may adopt learning rate (the rate of change</w:t>
+      </w:r>
+      <w:r>
+        <w:t xml:space="preserve">, </w:t>
+      </w:r>
+      <w:r>
+        <w:rPr>
+          <w:rFonts w:hint="eastAsia"/>
+        </w:rPr>
+        <w:t>α</w:t>
+      </w:r>
+      <w:r>
+        <w:t>) and changing freq./dist. slowly.</w:t>
+      </w:r>
+      <w:r>
+        <w:t xml:space="preserve"> (Something like (0.9 * current + 0.1 * activity</w:t>
+      </w:r>
+      <w:r>
+        <w:t xml:space="preserve">, </w:t>
+      </w:r>
+      <w:r>
+        <w:rPr>
+          <w:rFonts w:hint="eastAsia"/>
+        </w:rPr>
+        <w:t>α</w:t>
+      </w:r>
+      <w:r>
+        <w:rPr>
+          <w:rFonts w:hint="eastAsia"/>
+        </w:rPr>
+        <w:t xml:space="preserve"> </w:t>
+      </w:r>
+      <w:r>
+        <w:t>= 0.1</w:t>
+      </w:r>
+      <w:r>
+        <w:t>).</w:t>
+      </w:r>
+    </w:p>
+    <w:p>
+      <w:pPr>
+        <w:pStyle w:val="a5"/>
+        <w:ind w:leftChars="0" w:left="2120"/>
         <w:jc w:val="left"/>
       </w:pPr>
     </w:p>
@@ -1129,95 +1736,15 @@
         <w:jc w:val="left"/>
       </w:pPr>
       <w:r>
-        <w:t>Necessary analysis</w:t>
-      </w:r>
-    </w:p>
-    <w:p>
-      <w:pPr>
-        <w:pStyle w:val="a5"/>
-        <w:numPr>
-          <w:ilvl w:val="0"/>
-          <w:numId w:val="4"/>
-        </w:numPr>
-        <w:ind w:leftChars="0"/>
-        <w:jc w:val="left"/>
-      </w:pPr>
-      <w:r>
-        <w:t>Existence of filter</w:t>
-      </w:r>
-    </w:p>
-    <w:p>
-      <w:pPr>
-        <w:pStyle w:val="a5"/>
-        <w:numPr>
-          <w:ilvl w:val="1"/>
-          <w:numId w:val="4"/>
-        </w:numPr>
-        <w:ind w:leftChars="0"/>
-        <w:jc w:val="left"/>
-      </w:pPr>
-      <w:r>
-        <w:rPr>
-          <w:rFonts w:hint="eastAsia"/>
-        </w:rPr>
-        <w:t>C</w:t>
-      </w:r>
-      <w:r>
-        <w:t xml:space="preserve">heck posts names </w:t>
-      </w:r>
-      <w:r>
-        <w:t>of each sites and see how they coincide with / differ from each other</w:t>
-      </w:r>
-    </w:p>
-    <w:p>
-      <w:pPr>
-        <w:pStyle w:val="a5"/>
-        <w:numPr>
-          <w:ilvl w:val="0"/>
-          <w:numId w:val="4"/>
-        </w:numPr>
-        <w:ind w:leftChars="0"/>
-        <w:jc w:val="left"/>
-      </w:pPr>
-      <w:r>
-        <w:rPr>
-          <w:rFonts w:hint="eastAsia"/>
-        </w:rPr>
-        <w:t>C</w:t>
-      </w:r>
-      <w:r>
-        <w:t>orrelation between frequency and semantic correlation of topics</w:t>
-      </w:r>
-    </w:p>
-    <w:p>
-      <w:pPr>
-        <w:pStyle w:val="a5"/>
-        <w:numPr>
-          <w:ilvl w:val="1"/>
-          <w:numId w:val="4"/>
-        </w:numPr>
-        <w:ind w:leftChars="0"/>
-        <w:jc w:val="left"/>
-      </w:pPr>
-      <w:r>
-        <w:t xml:space="preserve">Does two </w:t>
-      </w:r>
-      <w:r>
-        <w:t xml:space="preserve">close topics </w:t>
-      </w:r>
-      <w:r>
-        <w:t>get</w:t>
-      </w:r>
-      <w:r>
-        <w:t xml:space="preserve"> higher frequency at the same time?</w:t>
-      </w:r>
-    </w:p>
-    <w:p>
-      <w:pPr>
-        <w:pStyle w:val="a5"/>
-        <w:numPr>
-          <w:ilvl w:val="1"/>
-          <w:numId w:val="4"/>
+        <w:t>Necessary (hyper)parameters of the model</w:t>
+      </w:r>
+    </w:p>
+    <w:p>
+      <w:pPr>
+        <w:pStyle w:val="a5"/>
+        <w:numPr>
+          <w:ilvl w:val="1"/>
+          <w:numId w:val="2"/>
         </w:numPr>
         <w:ind w:leftChars="0"/>
         <w:jc w:val="left"/>
@@ -1229,18 +1756,56 @@
         <w:t>I</w:t>
       </w:r>
       <w:r>
-        <w:t xml:space="preserve">s the correlation between high-frequency topics are higher than the </w:t>
-      </w:r>
-      <w:r>
-        <w:t>one between the low-frequency topics?</w:t>
-      </w:r>
-    </w:p>
-    <w:p>
-      <w:pPr>
-        <w:pStyle w:val="a5"/>
-        <w:numPr>
-          <w:ilvl w:val="0"/>
-          <w:numId w:val="4"/>
+        <w:t xml:space="preserve">nitial distribution </w:t>
+      </w:r>
+      <w:proofErr w:type="spellStart"/>
+      <w:r>
+        <w:rPr>
+          <w:rFonts w:hint="eastAsia"/>
+          <w:b/>
+          <w:bCs/>
+        </w:rPr>
+        <w:t>Ω</w:t>
+      </w:r>
+      <w:proofErr w:type="spellEnd"/>
+      <w:r>
+        <w:t xml:space="preserve"> </w:t>
+      </w:r>
+      <w:r>
+        <w:t xml:space="preserve">of freq. </w:t>
+      </w:r>
+      <w:proofErr w:type="spellStart"/>
+      <w:r>
+        <w:t>dist</w:t>
+      </w:r>
+      <w:proofErr w:type="spellEnd"/>
+      <w:r>
+        <w:t xml:space="preserve"> of </w:t>
+      </w:r>
+      <w:r>
+        <w:t>general (starting) topic spaces. (</w:t>
+      </w:r>
+      <w:proofErr w:type="gramStart"/>
+      <w:r>
+        <w:rPr>
+          <w:rFonts w:hint="eastAsia"/>
+        </w:rPr>
+        <w:t>ca</w:t>
+      </w:r>
+      <w:r>
+        <w:t>n</w:t>
+      </w:r>
+      <w:proofErr w:type="gramEnd"/>
+      <w:r>
+        <w:t xml:space="preserve"> be inferred from the empirical distribution)</w:t>
+      </w:r>
+    </w:p>
+    <w:p>
+      <w:pPr>
+        <w:pStyle w:val="a5"/>
+        <w:numPr>
+          <w:ilvl w:val="1"/>
+          <w:numId w:val="2"/>
         </w:numPr>
         <w:ind w:leftChars="0"/>
         <w:jc w:val="left"/>
@@ -1252,61 +1817,169 @@
         <w:t>T</w:t>
       </w:r>
       <w:r>
-        <w:t xml:space="preserve">rend of diversity of topic </w:t>
-      </w:r>
-    </w:p>
-    <w:p>
-      <w:pPr>
-        <w:pStyle w:val="a5"/>
-        <w:numPr>
-          <w:ilvl w:val="1"/>
-          <w:numId w:val="4"/>
-        </w:numPr>
-        <w:ind w:leftChars="0"/>
-        <w:jc w:val="left"/>
-      </w:pPr>
-      <w:r>
-        <w:t>Trends in topic number / topic variance (based on frequency?)</w:t>
-      </w:r>
-    </w:p>
-    <w:p>
-      <w:pPr>
-        <w:pStyle w:val="a5"/>
-        <w:numPr>
-          <w:ilvl w:val="0"/>
-          <w:numId w:val="4"/>
-        </w:numPr>
-        <w:ind w:leftChars="0"/>
-        <w:jc w:val="left"/>
-      </w:pPr>
-      <w:r>
-        <w:lastRenderedPageBreak/>
-        <w:t>Frequency ratio of topics</w:t>
-      </w:r>
-    </w:p>
-    <w:p>
-      <w:pPr>
-        <w:pStyle w:val="a5"/>
-        <w:numPr>
-          <w:ilvl w:val="1"/>
-          <w:numId w:val="4"/>
-        </w:numPr>
-        <w:ind w:leftChars="0"/>
-        <w:jc w:val="left"/>
-        <w:rPr>
-          <w:rFonts w:hint="eastAsia"/>
-        </w:rPr>
-      </w:pPr>
-      <w:r>
-        <w:t>Normalized frequency for each month (for each sites)</w:t>
-      </w:r>
-    </w:p>
-    <w:p>
-      <w:pPr>
-        <w:jc w:val="left"/>
-        <w:rPr>
-          <w:rFonts w:hint="eastAsia"/>
-        </w:rPr>
+        <w:t xml:space="preserve">opic space dimensionality </w:t>
+      </w:r>
+      <w:r>
+        <w:rPr>
+          <w:b/>
+          <w:bCs/>
+        </w:rPr>
+        <w:t>D</w:t>
+      </w:r>
+    </w:p>
+    <w:p>
+      <w:pPr>
+        <w:pStyle w:val="a5"/>
+        <w:numPr>
+          <w:ilvl w:val="1"/>
+          <w:numId w:val="2"/>
+        </w:numPr>
+        <w:ind w:leftChars="0"/>
+        <w:jc w:val="left"/>
+      </w:pPr>
+      <w:r>
+        <w:rPr>
+          <w:rFonts w:hint="eastAsia"/>
+        </w:rPr>
+        <w:t>N</w:t>
+      </w:r>
+      <w:r>
+        <w:t xml:space="preserve">umber of events per </w:t>
+      </w:r>
+      <w:r>
+        <w:t xml:space="preserve">time interval </w:t>
+      </w:r>
+      <w:r>
+        <w:rPr>
+          <w:b/>
+          <w:bCs/>
+        </w:rPr>
+        <w:t>E</w:t>
+      </w:r>
+    </w:p>
+    <w:p>
+      <w:pPr>
+        <w:pStyle w:val="a5"/>
+        <w:numPr>
+          <w:ilvl w:val="1"/>
+          <w:numId w:val="2"/>
+        </w:numPr>
+        <w:ind w:leftChars="0"/>
+        <w:jc w:val="left"/>
+      </w:pPr>
+      <w:r>
+        <w:rPr>
+          <w:rFonts w:hint="eastAsia"/>
+        </w:rPr>
+        <w:t>N</w:t>
+      </w:r>
+      <w:r>
+        <w:t xml:space="preserve">umber of topics per events </w:t>
+      </w:r>
+      <w:r>
+        <w:rPr>
+          <w:b/>
+          <w:bCs/>
+        </w:rPr>
+        <w:t>N</w:t>
+      </w:r>
+      <w:r>
+        <w:t xml:space="preserve"> (c</w:t>
+      </w:r>
+      <w:r>
+        <w:t>an</w:t>
+      </w:r>
+      <w:r>
+        <w:t xml:space="preserve"> be a distribution)</w:t>
+      </w:r>
+    </w:p>
+    <w:p>
+      <w:pPr>
+        <w:pStyle w:val="a5"/>
+        <w:numPr>
+          <w:ilvl w:val="1"/>
+          <w:numId w:val="2"/>
+        </w:numPr>
+        <w:ind w:leftChars="0"/>
+        <w:jc w:val="left"/>
+      </w:pPr>
+      <w:r>
+        <w:t xml:space="preserve">Proportional constants for the number of random walkers </w:t>
+      </w:r>
+      <w:proofErr w:type="spellStart"/>
+      <w:r>
+        <w:rPr>
+          <w:rFonts w:hint="eastAsia"/>
+          <w:b/>
+          <w:bCs/>
+        </w:rPr>
+        <w:t>γ</w:t>
+      </w:r>
+      <w:proofErr w:type="spellEnd"/>
+    </w:p>
+    <w:p>
+      <w:pPr>
+        <w:pStyle w:val="a5"/>
+        <w:numPr>
+          <w:ilvl w:val="1"/>
+          <w:numId w:val="2"/>
+        </w:numPr>
+        <w:ind w:leftChars="0"/>
+        <w:jc w:val="left"/>
+      </w:pPr>
+      <w:r>
+        <w:t>Number of random walk</w:t>
+      </w:r>
+      <w:r>
+        <w:t>s</w:t>
+      </w:r>
+      <w:r>
+        <w:t xml:space="preserve"> for each walkers </w:t>
+      </w:r>
+      <w:r>
+        <w:rPr>
+          <w:b/>
+          <w:bCs/>
+        </w:rPr>
+        <w:t>R</w:t>
+      </w:r>
+    </w:p>
+    <w:p>
+      <w:pPr>
+        <w:pStyle w:val="a5"/>
+        <w:numPr>
+          <w:ilvl w:val="1"/>
+          <w:numId w:val="2"/>
+        </w:numPr>
+        <w:ind w:leftChars="0"/>
+        <w:jc w:val="left"/>
+      </w:pPr>
+      <w:r>
+        <w:t xml:space="preserve">Learning </w:t>
+      </w:r>
+      <w:proofErr w:type="gramStart"/>
+      <w:r>
+        <w:t>rate /</w:t>
+      </w:r>
+      <w:proofErr w:type="gramEnd"/>
+      <w:r>
+        <w:t xml:space="preserve"> momentum / proportional constants for updating topic space from </w:t>
+      </w:r>
+      <w:r>
+        <w:t xml:space="preserve">activity, </w:t>
+      </w:r>
+      <w:r>
+        <w:rPr>
+          <w:rFonts w:hint="eastAsia"/>
+          <w:b/>
+          <w:bCs/>
+        </w:rPr>
+        <w:t>α</w:t>
+      </w:r>
+    </w:p>
+    <w:p>
+      <w:pPr>
+        <w:jc w:val="left"/>
       </w:pPr>
     </w:p>
     <w:p>
@@ -1320,7 +1993,7 @@
         <w:jc w:val="left"/>
       </w:pPr>
       <w:r>
-        <w:t>Auxiliary analysis</w:t>
+        <w:t>Necessary analysis</w:t>
       </w:r>
     </w:p>
     <w:p>
@@ -1334,61 +2007,270 @@
         <w:jc w:val="left"/>
       </w:pPr>
       <w:r>
-        <w:t xml:space="preserve">The relationship between post title and the comment: How </w:t>
-      </w:r>
-      <w:r>
-        <w:t>different are they?</w:t>
-      </w:r>
-    </w:p>
-    <w:p>
-      <w:pPr>
-        <w:pStyle w:val="a5"/>
-        <w:numPr>
-          <w:ilvl w:val="1"/>
-          <w:numId w:val="4"/>
-        </w:numPr>
-        <w:ind w:leftChars="0"/>
-        <w:jc w:val="left"/>
-      </w:pPr>
-      <w:r>
-        <w:rPr>
-          <w:rFonts w:hint="eastAsia"/>
-        </w:rPr>
+        <w:t>Existence of filter</w:t>
+      </w:r>
+    </w:p>
+    <w:p>
+      <w:pPr>
+        <w:pStyle w:val="a5"/>
+        <w:numPr>
+          <w:ilvl w:val="1"/>
+          <w:numId w:val="4"/>
+        </w:numPr>
+        <w:ind w:leftChars="0"/>
+        <w:jc w:val="left"/>
+      </w:pPr>
+      <w:r>
+        <w:rPr>
+          <w:rFonts w:hint="eastAsia"/>
+        </w:rPr>
+        <w:lastRenderedPageBreak/>
         <w:t>C</w:t>
       </w:r>
       <w:r>
-        <w:t xml:space="preserve">hecking embeddings </w:t>
-      </w:r>
-      <w:r>
-        <w:t>distance</w:t>
-      </w:r>
-    </w:p>
-    <w:p>
-      <w:pPr>
-        <w:pStyle w:val="a5"/>
-        <w:numPr>
-          <w:ilvl w:val="1"/>
-          <w:numId w:val="4"/>
-        </w:numPr>
-        <w:ind w:leftChars="0"/>
-        <w:jc w:val="left"/>
-        <w:rPr>
-          <w:rFonts w:hint="eastAsia"/>
-        </w:rPr>
-      </w:pPr>
-      <w:r>
-        <w:t xml:space="preserve">Or </w:t>
-      </w:r>
-      <w:r>
-        <w:t>comparing keywords</w:t>
-      </w:r>
-    </w:p>
-    <w:p>
-      <w:pPr>
-        <w:jc w:val="left"/>
-        <w:rPr>
-          <w:rFonts w:hint="eastAsia"/>
-        </w:rPr>
+        <w:t xml:space="preserve">heck posts names </w:t>
+      </w:r>
+      <w:r>
+        <w:t xml:space="preserve">of each site and see how they coincide with / differ from </w:t>
+      </w:r>
+      <w:r>
+        <w:t>each other.</w:t>
+      </w:r>
+    </w:p>
+    <w:p>
+      <w:pPr>
+        <w:pStyle w:val="a5"/>
+        <w:numPr>
+          <w:ilvl w:val="0"/>
+          <w:numId w:val="4"/>
+        </w:numPr>
+        <w:ind w:leftChars="0"/>
+        <w:jc w:val="left"/>
+      </w:pPr>
+      <w:r>
+        <w:rPr>
+          <w:rFonts w:hint="eastAsia"/>
+        </w:rPr>
+        <w:t>C</w:t>
+      </w:r>
+      <w:r>
+        <w:t>orrelation between frequency and semantic correlation of topics</w:t>
+      </w:r>
+    </w:p>
+    <w:p>
+      <w:pPr>
+        <w:pStyle w:val="a5"/>
+        <w:numPr>
+          <w:ilvl w:val="1"/>
+          <w:numId w:val="4"/>
+        </w:numPr>
+        <w:ind w:leftChars="0"/>
+        <w:jc w:val="left"/>
+      </w:pPr>
+      <w:r>
+        <w:t xml:space="preserve">Does two </w:t>
+      </w:r>
+      <w:r>
+        <w:t xml:space="preserve">close topics </w:t>
+      </w:r>
+      <w:r>
+        <w:t>get</w:t>
+      </w:r>
+      <w:r>
+        <w:t xml:space="preserve"> higher frequency at the same time?</w:t>
+      </w:r>
+    </w:p>
+    <w:p>
+      <w:pPr>
+        <w:pStyle w:val="a5"/>
+        <w:numPr>
+          <w:ilvl w:val="1"/>
+          <w:numId w:val="4"/>
+        </w:numPr>
+        <w:ind w:leftChars="0"/>
+        <w:jc w:val="left"/>
+      </w:pPr>
+      <w:r>
+        <w:rPr>
+          <w:rFonts w:hint="eastAsia"/>
+        </w:rPr>
+        <w:t>I</w:t>
+      </w:r>
+      <w:r>
+        <w:t xml:space="preserve">s the correlation between high-frequency topics are higher than the </w:t>
+      </w:r>
+      <w:r>
+        <w:t>one between the low-frequency topics?</w:t>
+      </w:r>
+    </w:p>
+    <w:p>
+      <w:pPr>
+        <w:pStyle w:val="a5"/>
+        <w:numPr>
+          <w:ilvl w:val="0"/>
+          <w:numId w:val="4"/>
+        </w:numPr>
+        <w:ind w:leftChars="0"/>
+        <w:jc w:val="left"/>
+      </w:pPr>
+      <w:r>
+        <w:rPr>
+          <w:rFonts w:hint="eastAsia"/>
+        </w:rPr>
+        <w:t>T</w:t>
+      </w:r>
+      <w:r>
+        <w:t xml:space="preserve">rend of diversity of topic </w:t>
+      </w:r>
+      <w:r>
+        <w:t>(</w:t>
+      </w:r>
+      <w:r>
+        <w:rPr>
+          <w:rFonts w:hint="eastAsia"/>
+          <w:color w:val="0070C0"/>
+        </w:rPr>
+        <w:t>★</w:t>
+      </w:r>
+      <w:r>
+        <w:t>)</w:t>
+      </w:r>
+    </w:p>
+    <w:p>
+      <w:pPr>
+        <w:pStyle w:val="a5"/>
+        <w:numPr>
+          <w:ilvl w:val="1"/>
+          <w:numId w:val="4"/>
+        </w:numPr>
+        <w:ind w:leftChars="0"/>
+        <w:jc w:val="left"/>
+      </w:pPr>
+      <w:r>
+        <w:t xml:space="preserve">Trends in topic number / topic </w:t>
+      </w:r>
+      <w:r>
+        <w:t>difference</w:t>
+      </w:r>
+      <w:r>
+        <w:t xml:space="preserve"> (based on frequency?)</w:t>
+      </w:r>
+    </w:p>
+    <w:p>
+      <w:pPr>
+        <w:pStyle w:val="a5"/>
+        <w:numPr>
+          <w:ilvl w:val="0"/>
+          <w:numId w:val="4"/>
+        </w:numPr>
+        <w:ind w:leftChars="0"/>
+        <w:jc w:val="left"/>
+      </w:pPr>
+      <w:r>
+        <w:t>Frequency ratio of topics</w:t>
+      </w:r>
+      <w:r>
+        <w:t xml:space="preserve"> (</w:t>
+      </w:r>
+      <w:r>
+        <w:rPr>
+          <w:rFonts w:hint="eastAsia"/>
+          <w:color w:val="0070C0"/>
+        </w:rPr>
+        <w:t>★</w:t>
+      </w:r>
+      <w:r>
+        <w:t>)</w:t>
+      </w:r>
+    </w:p>
+    <w:p>
+      <w:pPr>
+        <w:pStyle w:val="a5"/>
+        <w:numPr>
+          <w:ilvl w:val="1"/>
+          <w:numId w:val="4"/>
+        </w:numPr>
+        <w:ind w:leftChars="0"/>
+        <w:jc w:val="left"/>
+      </w:pPr>
+      <w:r>
+        <w:t xml:space="preserve">Normalized frequency for each month (for each </w:t>
+      </w:r>
+      <w:r>
+        <w:t>site</w:t>
+      </w:r>
+      <w:r>
+        <w:t>)</w:t>
+      </w:r>
+    </w:p>
+    <w:p>
+      <w:pPr>
+        <w:pStyle w:val="a5"/>
+        <w:numPr>
+          <w:ilvl w:val="0"/>
+          <w:numId w:val="4"/>
+        </w:numPr>
+        <w:ind w:leftChars="0"/>
+        <w:jc w:val="left"/>
+      </w:pPr>
+      <w:r>
+        <w:rPr>
+          <w:rFonts w:hint="eastAsia"/>
+        </w:rPr>
+        <w:t>I</w:t>
+      </w:r>
+      <w:r>
+        <w:t xml:space="preserve">nitial distribution and correlation between </w:t>
+      </w:r>
+      <w:proofErr w:type="gramStart"/>
+      <w:r>
+        <w:t>frequency /</w:t>
+      </w:r>
+      <w:proofErr w:type="gramEnd"/>
+      <w:r>
+        <w:t xml:space="preserve"> distance</w:t>
+      </w:r>
+      <w:r>
+        <w:t xml:space="preserve"> </w:t>
+      </w:r>
+      <w:r>
+        <w:t>(</w:t>
+      </w:r>
+      <w:r>
+        <w:rPr>
+          <w:rFonts w:hint="eastAsia"/>
+          <w:color w:val="0070C0"/>
+        </w:rPr>
+        <w:t>★</w:t>
+      </w:r>
+      <w:r>
+        <w:rPr>
+          <w:rFonts w:hint="eastAsia"/>
+          <w:color w:val="0070C0"/>
+        </w:rPr>
+        <w:t>?</w:t>
+      </w:r>
+      <w:r>
+        <w:t>)</w:t>
+      </w:r>
+    </w:p>
+    <w:p>
+      <w:pPr>
+        <w:pStyle w:val="a5"/>
+        <w:numPr>
+          <w:ilvl w:val="1"/>
+          <w:numId w:val="4"/>
+        </w:numPr>
+        <w:ind w:leftChars="0"/>
+        <w:jc w:val="left"/>
+      </w:pPr>
+      <w:r>
+        <w:t>Are more frequent topics are also closely related to more topics and has overall minimum distances?</w:t>
+      </w:r>
+    </w:p>
+    <w:p>
+      <w:pPr>
+        <w:jc w:val="left"/>
       </w:pPr>
     </w:p>
     <w:p>
@@ -1402,10 +2284,7 @@
         <w:jc w:val="left"/>
       </w:pPr>
       <w:r>
-        <w:t>Model verifications</w:t>
-      </w:r>
-      <w:r>
-        <w:t xml:space="preserve"> with data</w:t>
+        <w:t>Auxiliary analysis</w:t>
       </w:r>
     </w:p>
     <w:p>
@@ -1419,110 +2298,10 @@
         <w:jc w:val="left"/>
       </w:pPr>
       <w:r>
-        <w:t xml:space="preserve">Causality analysis on </w:t>
-      </w:r>
-      <w:r>
-        <w:t>edge weight (corr. between topics)</w:t>
-      </w:r>
-      <w:r>
-        <w:t xml:space="preserve"> </w:t>
-      </w:r>
-    </w:p>
-    <w:p>
-      <w:pPr>
-        <w:pStyle w:val="a5"/>
-        <w:numPr>
-          <w:ilvl w:val="1"/>
-          <w:numId w:val="4"/>
-        </w:numPr>
-        <w:ind w:leftChars="0"/>
-        <w:jc w:val="left"/>
-      </w:pPr>
-      <w:r>
-        <w:t>D</w:t>
-      </w:r>
-      <w:r>
-        <w:t>o they tend to increase</w:t>
-      </w:r>
-      <w:r>
-        <w:t xml:space="preserve"> as time passes?</w:t>
-      </w:r>
-    </w:p>
-    <w:p>
-      <w:pPr>
-        <w:pStyle w:val="a5"/>
-        <w:numPr>
-          <w:ilvl w:val="0"/>
-          <w:numId w:val="4"/>
-        </w:numPr>
-        <w:ind w:leftChars="0"/>
-        <w:jc w:val="left"/>
-      </w:pPr>
-      <w:r>
-        <w:t xml:space="preserve">Causality analysis on edge weight and rankings </w:t>
-      </w:r>
-    </w:p>
-    <w:p>
-      <w:pPr>
-        <w:pStyle w:val="a5"/>
-        <w:numPr>
-          <w:ilvl w:val="1"/>
-          <w:numId w:val="4"/>
-        </w:numPr>
-        <w:ind w:leftChars="0"/>
-        <w:jc w:val="left"/>
-      </w:pPr>
-      <w:r>
-        <w:t>Does the frequency of appearance of certain pair (or higher) of topics are increasing as time passes?</w:t>
-      </w:r>
-    </w:p>
-    <w:p>
-      <w:pPr>
-        <w:pStyle w:val="a5"/>
-        <w:numPr>
-          <w:ilvl w:val="0"/>
-          <w:numId w:val="4"/>
-        </w:numPr>
-        <w:ind w:leftChars="0"/>
-        <w:jc w:val="left"/>
-      </w:pPr>
-      <w:r>
-        <w:rPr>
-          <w:rFonts w:hint="eastAsia"/>
-        </w:rPr>
-        <w:t>E</w:t>
-      </w:r>
-      <w:r>
-        <w:t xml:space="preserve">vent – </w:t>
-      </w:r>
-      <w:r>
-        <w:t>edge weight</w:t>
-      </w:r>
-      <w:r>
-        <w:t xml:space="preserve"> correlation</w:t>
-      </w:r>
-    </w:p>
-    <w:p>
-      <w:pPr>
-        <w:pStyle w:val="a5"/>
-        <w:numPr>
-          <w:ilvl w:val="1"/>
-          <w:numId w:val="4"/>
-        </w:numPr>
-        <w:ind w:leftChars="0"/>
-        <w:jc w:val="left"/>
-      </w:pPr>
-      <w:r>
-        <w:t xml:space="preserve">Can we verify that certain event caused a change in their topic </w:t>
-      </w:r>
-      <w:r>
-        <w:t xml:space="preserve">space, and </w:t>
-      </w:r>
-      <w:r>
-        <w:t xml:space="preserve">attribute </w:t>
-      </w:r>
-      <w:r>
-        <w:t>some tendency (for instance, increase of appearance of some topic pairs) afterwards to that event?</w:t>
+        <w:t xml:space="preserve">The relationship between post title and the comment: How </w:t>
+      </w:r>
+      <w:r>
+        <w:t>different are they?</w:t>
       </w:r>
     </w:p>
     <w:p>
@@ -1542,35 +2321,27 @@
         <w:t>C</w:t>
       </w:r>
       <w:r>
-        <w:t>an we do this quantitatively (automatically), rather than a case study?</w:t>
-      </w:r>
-    </w:p>
-    <w:p>
-      <w:pPr>
-        <w:pStyle w:val="a5"/>
-        <w:numPr>
-          <w:ilvl w:val="0"/>
-          <w:numId w:val="4"/>
-        </w:numPr>
-        <w:ind w:leftChars="0"/>
-        <w:jc w:val="left"/>
-      </w:pPr>
-      <w:r>
-        <w:t xml:space="preserve">Event-filter </w:t>
-      </w:r>
-    </w:p>
-    <w:p>
-      <w:pPr>
-        <w:pStyle w:val="a5"/>
-        <w:numPr>
-          <w:ilvl w:val="1"/>
-          <w:numId w:val="4"/>
-        </w:numPr>
-        <w:ind w:leftChars="0"/>
-        <w:jc w:val="left"/>
-      </w:pPr>
-      <w:r>
-        <w:t>TBD</w:t>
+        <w:t xml:space="preserve">hecking embeddings </w:t>
+      </w:r>
+      <w:r>
+        <w:t>distance</w:t>
+      </w:r>
+    </w:p>
+    <w:p>
+      <w:pPr>
+        <w:pStyle w:val="a5"/>
+        <w:numPr>
+          <w:ilvl w:val="1"/>
+          <w:numId w:val="4"/>
+        </w:numPr>
+        <w:ind w:leftChars="0"/>
+        <w:jc w:val="left"/>
+      </w:pPr>
+      <w:r>
+        <w:t xml:space="preserve">Or </w:t>
+      </w:r>
+      <w:r>
+        <w:t>comparing keywords</w:t>
       </w:r>
     </w:p>
     <w:p>
@@ -1589,6 +2360,237 @@
         <w:jc w:val="left"/>
       </w:pPr>
       <w:r>
+        <w:t>Model verifications</w:t>
+      </w:r>
+      <w:r>
+        <w:t xml:space="preserve"> with data</w:t>
+      </w:r>
+    </w:p>
+    <w:p>
+      <w:pPr>
+        <w:pStyle w:val="a5"/>
+        <w:numPr>
+          <w:ilvl w:val="0"/>
+          <w:numId w:val="4"/>
+        </w:numPr>
+        <w:ind w:leftChars="0"/>
+        <w:jc w:val="left"/>
+      </w:pPr>
+      <w:r>
+        <w:t xml:space="preserve">Causality analysis on </w:t>
+      </w:r>
+      <w:r>
+        <w:t>edge weight (corr. between topics)</w:t>
+      </w:r>
+      <w:r>
+        <w:t xml:space="preserve"> </w:t>
+      </w:r>
+    </w:p>
+    <w:p>
+      <w:pPr>
+        <w:pStyle w:val="a5"/>
+        <w:numPr>
+          <w:ilvl w:val="1"/>
+          <w:numId w:val="4"/>
+        </w:numPr>
+        <w:ind w:leftChars="0"/>
+        <w:jc w:val="left"/>
+      </w:pPr>
+      <w:r>
+        <w:t>D</w:t>
+      </w:r>
+      <w:r>
+        <w:t>o they tend to increase</w:t>
+      </w:r>
+      <w:r>
+        <w:t xml:space="preserve"> as time passes?</w:t>
+      </w:r>
+    </w:p>
+    <w:p>
+      <w:pPr>
+        <w:pStyle w:val="a5"/>
+        <w:numPr>
+          <w:ilvl w:val="0"/>
+          <w:numId w:val="4"/>
+        </w:numPr>
+        <w:ind w:leftChars="0"/>
+        <w:jc w:val="left"/>
+      </w:pPr>
+      <w:r>
+        <w:t xml:space="preserve">Causality analysis on edge weight and rankings </w:t>
+      </w:r>
+    </w:p>
+    <w:p>
+      <w:pPr>
+        <w:pStyle w:val="a5"/>
+        <w:numPr>
+          <w:ilvl w:val="1"/>
+          <w:numId w:val="4"/>
+        </w:numPr>
+        <w:ind w:leftChars="0"/>
+        <w:jc w:val="left"/>
+      </w:pPr>
+      <w:r>
+        <w:t>Does the frequency of appearance of certain pair (or higher) of topics are increasing as time passes?</w:t>
+      </w:r>
+    </w:p>
+    <w:p>
+      <w:pPr>
+        <w:pStyle w:val="a5"/>
+        <w:numPr>
+          <w:ilvl w:val="0"/>
+          <w:numId w:val="4"/>
+        </w:numPr>
+        <w:ind w:leftChars="0"/>
+        <w:jc w:val="left"/>
+      </w:pPr>
+      <w:r>
+        <w:rPr>
+          <w:rFonts w:hint="eastAsia"/>
+        </w:rPr>
+        <w:t>E</w:t>
+      </w:r>
+      <w:r>
+        <w:t xml:space="preserve">vent – </w:t>
+      </w:r>
+      <w:r>
+        <w:t>edge weight</w:t>
+      </w:r>
+      <w:r>
+        <w:t xml:space="preserve"> correlation</w:t>
+      </w:r>
+    </w:p>
+    <w:p>
+      <w:pPr>
+        <w:pStyle w:val="a5"/>
+        <w:numPr>
+          <w:ilvl w:val="1"/>
+          <w:numId w:val="4"/>
+        </w:numPr>
+        <w:ind w:leftChars="0"/>
+        <w:jc w:val="left"/>
+      </w:pPr>
+      <w:r>
+        <w:t xml:space="preserve">Can we verify that certain event caused a change in their topic </w:t>
+      </w:r>
+      <w:r>
+        <w:t xml:space="preserve">space, and </w:t>
+      </w:r>
+      <w:r>
+        <w:lastRenderedPageBreak/>
+        <w:t xml:space="preserve">attribute </w:t>
+      </w:r>
+      <w:r>
+        <w:t>some tendency (for instance, increase of appearance of some topic pairs) afterwards to that event?</w:t>
+      </w:r>
+    </w:p>
+    <w:p>
+      <w:pPr>
+        <w:pStyle w:val="a5"/>
+        <w:numPr>
+          <w:ilvl w:val="1"/>
+          <w:numId w:val="4"/>
+        </w:numPr>
+        <w:ind w:leftChars="0"/>
+        <w:jc w:val="left"/>
+      </w:pPr>
+      <w:r>
+        <w:rPr>
+          <w:rFonts w:hint="eastAsia"/>
+        </w:rPr>
+        <w:t>C</w:t>
+      </w:r>
+      <w:r>
+        <w:t>an we do this quantitatively (automatically), rather than a case study?</w:t>
+      </w:r>
+    </w:p>
+    <w:p>
+      <w:pPr>
+        <w:pStyle w:val="a5"/>
+        <w:numPr>
+          <w:ilvl w:val="0"/>
+          <w:numId w:val="4"/>
+        </w:numPr>
+        <w:ind w:leftChars="0"/>
+        <w:jc w:val="left"/>
+      </w:pPr>
+      <w:r>
+        <w:t>Transition of e</w:t>
+      </w:r>
+      <w:r>
+        <w:t>vent-filter</w:t>
+      </w:r>
+      <w:r>
+        <w:t xml:space="preserve"> due to activity</w:t>
+      </w:r>
+    </w:p>
+    <w:p>
+      <w:pPr>
+        <w:pStyle w:val="a5"/>
+        <w:numPr>
+          <w:ilvl w:val="1"/>
+          <w:numId w:val="4"/>
+        </w:numPr>
+        <w:ind w:leftChars="0"/>
+        <w:jc w:val="left"/>
+      </w:pPr>
+      <w:r>
+        <w:t xml:space="preserve">Checking the post titles and see if </w:t>
+      </w:r>
+      <w:r>
+        <w:t>news with some topics</w:t>
+      </w:r>
+      <w:r>
+        <w:t xml:space="preserve"> </w:t>
+      </w:r>
+      <w:r>
+        <w:t>became appears more/less than before (compared to others or neutral community)</w:t>
+      </w:r>
+    </w:p>
+    <w:p>
+      <w:pPr>
+        <w:pStyle w:val="a5"/>
+        <w:numPr>
+          <w:ilvl w:val="1"/>
+          <w:numId w:val="4"/>
+        </w:numPr>
+        <w:ind w:leftChars="0"/>
+        <w:jc w:val="left"/>
+      </w:pPr>
+      <w:r>
+        <w:t>Does these topic</w:t>
+      </w:r>
+      <w:r>
+        <w:t>s</w:t>
+      </w:r>
+      <w:r>
+        <w:t xml:space="preserve"> </w:t>
+      </w:r>
+      <w:proofErr w:type="gramStart"/>
+      <w:r>
+        <w:t>has</w:t>
+      </w:r>
+      <w:proofErr w:type="gramEnd"/>
+      <w:r>
+        <w:t xml:space="preserve"> any correlation of highly (or lowly) frequent topics at that community?</w:t>
+      </w:r>
+    </w:p>
+    <w:p>
+      <w:pPr>
+        <w:jc w:val="left"/>
+      </w:pPr>
+    </w:p>
+    <w:p>
+      <w:pPr>
+        <w:pStyle w:val="a5"/>
+        <w:numPr>
+          <w:ilvl w:val="0"/>
+          <w:numId w:val="2"/>
+        </w:numPr>
+        <w:ind w:leftChars="0"/>
+        <w:jc w:val="left"/>
+      </w:pPr>
+      <w:r>
         <w:rPr>
           <w:rFonts w:hint="eastAsia"/>
         </w:rPr>
@@ -1609,7 +2611,10 @@
         <w:jc w:val="left"/>
       </w:pPr>
       <w:r>
-        <w:t xml:space="preserve">So many components; Hard to </w:t>
+        <w:t xml:space="preserve">Many unobservable </w:t>
+      </w:r>
+      <w:r>
+        <w:t xml:space="preserve">components; Hard to </w:t>
       </w:r>
       <w:r>
         <w:t>verify.</w:t>
@@ -1652,28 +2657,80 @@
         <w:jc w:val="left"/>
       </w:pPr>
       <w:r>
-        <w:t xml:space="preserve">What’s different between assuming the ‘event’ and just give each links a positive </w:t>
-      </w:r>
-      <w:r>
-        <w:lastRenderedPageBreak/>
-        <w:t xml:space="preserve">probability of </w:t>
-      </w:r>
-      <w:r>
-        <w:t xml:space="preserve">reducing its distance? </w:t>
-      </w:r>
-    </w:p>
-    <w:p>
-      <w:pPr>
-        <w:pStyle w:val="a5"/>
-        <w:numPr>
-          <w:ilvl w:val="1"/>
-          <w:numId w:val="4"/>
-        </w:numPr>
-        <w:ind w:leftChars="0"/>
-        <w:jc w:val="left"/>
-      </w:pPr>
-      <w:r>
-        <w:t>Both the event generation and the event filter is based on the distance; so the function that changes the distance between two topics are just based on the distance (with some stochasticity)</w:t>
+        <w:t xml:space="preserve">We have two </w:t>
+      </w:r>
+      <w:r>
+        <w:t>similarity measures</w:t>
+      </w:r>
+      <w:r>
+        <w:t>; Bert embedding distances</w:t>
+      </w:r>
+      <w:r>
+        <w:t xml:space="preserve"> (which is a real distances)</w:t>
+      </w:r>
+      <w:r>
+        <w:t xml:space="preserve"> and </w:t>
+      </w:r>
+      <w:proofErr w:type="spellStart"/>
+      <w:r>
+        <w:t>p_corr</w:t>
+      </w:r>
+      <w:proofErr w:type="spellEnd"/>
+      <w:r>
+        <w:t xml:space="preserve"> (which does not consist metric space). What is analogy of what? (</w:t>
+      </w:r>
+      <w:proofErr w:type="gramStart"/>
+      <w:r>
+        <w:t>activity</w:t>
+      </w:r>
+      <w:proofErr w:type="gramEnd"/>
+      <w:r>
+        <w:t xml:space="preserve">? Topic space? Maybe nothing?) </w:t>
+      </w:r>
+    </w:p>
+    <w:p>
+      <w:pPr>
+        <w:pStyle w:val="a5"/>
+        <w:numPr>
+          <w:ilvl w:val="0"/>
+          <w:numId w:val="4"/>
+        </w:numPr>
+        <w:ind w:leftChars="0"/>
+        <w:jc w:val="left"/>
+      </w:pPr>
+      <w:r>
+        <w:t xml:space="preserve">What’s different between assuming the ‘event’ and just give each links a positive probability of </w:t>
+      </w:r>
+      <w:r>
+        <w:t xml:space="preserve">reducing its </w:t>
+      </w:r>
+      <w:r>
+        <w:t xml:space="preserve">frequencies (of topics at the end) and </w:t>
+      </w:r>
+      <w:r>
+        <w:t xml:space="preserve">distance? </w:t>
+      </w:r>
+    </w:p>
+    <w:p>
+      <w:pPr>
+        <w:pStyle w:val="a5"/>
+        <w:numPr>
+          <w:ilvl w:val="1"/>
+          <w:numId w:val="4"/>
+        </w:numPr>
+        <w:ind w:leftChars="0"/>
+        <w:jc w:val="left"/>
+      </w:pPr>
+      <w:r>
+        <w:t xml:space="preserve">Both the event generation and the event filter </w:t>
+      </w:r>
+      <w:proofErr w:type="gramStart"/>
+      <w:r>
+        <w:t>is</w:t>
+      </w:r>
+      <w:proofErr w:type="gramEnd"/>
+      <w:r>
+        <w:t xml:space="preserve"> based on the distance; so the function that changes the distance between two topics are just based on the distance (with some stochasticity)</w:t>
       </w:r>
       <w:r>
         <w:t>?</w:t>
@@ -1696,7 +2753,13 @@
         <w:t>B</w:t>
       </w:r>
       <w:r>
-        <w:t xml:space="preserve">ut still, ‘objectify’ the things behind the mechanism (and maybe more similar to the </w:t>
+        <w:t xml:space="preserve">ut still, ‘objectify’ the things behind the mechanism (and maybe more </w:t>
+      </w:r>
+      <w:r>
+        <w:t>like</w:t>
+      </w:r>
+      <w:r>
+        <w:t xml:space="preserve"> the </w:t>
       </w:r>
       <w:r>
         <w:t>real-world</w:t>
@@ -1717,9 +2780,6 @@
         </w:numPr>
         <w:ind w:leftChars="0"/>
         <w:jc w:val="left"/>
-        <w:rPr>
-          <w:rFonts w:hint="eastAsia"/>
-        </w:rPr>
       </w:pPr>
       <w:r>
         <w:rPr>
@@ -1737,30 +2797,13 @@
         <w:t xml:space="preserve"> N=3 can </w:t>
       </w:r>
       <w:r>
-        <w:t>circumvent this problem of ‘being simply a function of pairwise distance’? (Or is it just makes problem of ‘being simply a function of sum of triplet distances’?)</w:t>
-      </w:r>
-    </w:p>
-    <w:p>
-      <w:pPr>
-        <w:pStyle w:val="a5"/>
-        <w:numPr>
-          <w:ilvl w:val="0"/>
-          <w:numId w:val="4"/>
-        </w:numPr>
-        <w:ind w:leftChars="0"/>
-        <w:jc w:val="left"/>
-        <w:rPr>
-          <w:rFonts w:hint="eastAsia"/>
-        </w:rPr>
-      </w:pPr>
-      <w:r>
-        <w:t>Maybe it’s better to make semantic space first and sample them, because it gives you</w:t>
-      </w:r>
-      <w:r>
-        <w:t xml:space="preserve"> decrease of p_corr really fast</w:t>
-      </w:r>
-      <w:r>
-        <w:t xml:space="preserve"> (normalization problem)</w:t>
+        <w:t xml:space="preserve">circumvent this problem of ‘being simply a function of pairwise distance’? (Or is it just makes problem of ‘being simply a function of sum of triplet </w:t>
+      </w:r>
+      <w:r>
+        <w:t>distances</w:t>
+      </w:r>
+      <w:r>
+        <w:t>?)</w:t>
       </w:r>
     </w:p>
     <w:sectPr>
@@ -1795,6 +2838,13 @@
       </w:r>
     </w:p>
   </w:endnote>
+  <w:endnote w:type="continuationNotice" w:id="1">
+    <w:p>
+      <w:pPr>
+        <w:spacing w:after="0" w:line="240" w:lineRule="auto"/>
+      </w:pPr>
+    </w:p>
+  </w:endnote>
 </w:endnotes>
 </file>
 
@@ -1818,6 +2868,13 @@
       <w:r>
         <w:continuationSeparator/>
       </w:r>
+    </w:p>
+  </w:footnote>
+  <w:footnote w:type="continuationNotice" w:id="1">
+    <w:p>
+      <w:pPr>
+        <w:spacing w:after="0" w:line="240" w:lineRule="auto"/>
+      </w:pPr>
     </w:p>
   </w:footnote>
 </w:footnotes>
@@ -1915,6 +2972,95 @@
     </w:lvl>
   </w:abstractNum>
   <w:abstractNum w:abstractNumId="1" w15:restartNumberingAfterBreak="0">
+    <w:nsid w:val="25D521A1"/>
+    <w:multiLevelType w:val="hybridMultilevel"/>
+    <w:tmpl w:val="DCF89224"/>
+    <w:lvl w:ilvl="0" w:tplc="DDB2A790">
+      <w:start w:val="1"/>
+      <w:numFmt w:val="decimal"/>
+      <w:lvlText w:val="%1."/>
+      <w:lvlJc w:val="left"/>
+      <w:pPr>
+        <w:ind w:left="1160" w:hanging="360"/>
+      </w:pPr>
+      <w:rPr>
+        <w:rFonts w:hint="default"/>
+      </w:rPr>
+    </w:lvl>
+    <w:lvl w:ilvl="1" w:tplc="04090019" w:tentative="1">
+      <w:start w:val="1"/>
+      <w:numFmt w:val="upperLetter"/>
+      <w:lvlText w:val="%2."/>
+      <w:lvlJc w:val="left"/>
+      <w:pPr>
+        <w:ind w:left="1680" w:hanging="440"/>
+      </w:pPr>
+    </w:lvl>
+    <w:lvl w:ilvl="2" w:tplc="0409001B" w:tentative="1">
+      <w:start w:val="1"/>
+      <w:numFmt w:val="lowerRoman"/>
+      <w:lvlText w:val="%3."/>
+      <w:lvlJc w:val="right"/>
+      <w:pPr>
+        <w:ind w:left="2120" w:hanging="440"/>
+      </w:pPr>
+    </w:lvl>
+    <w:lvl w:ilvl="3" w:tplc="0409000F" w:tentative="1">
+      <w:start w:val="1"/>
+      <w:numFmt w:val="decimal"/>
+      <w:lvlText w:val="%4."/>
+      <w:lvlJc w:val="left"/>
+      <w:pPr>
+        <w:ind w:left="2560" w:hanging="440"/>
+      </w:pPr>
+    </w:lvl>
+    <w:lvl w:ilvl="4" w:tplc="04090019" w:tentative="1">
+      <w:start w:val="1"/>
+      <w:numFmt w:val="upperLetter"/>
+      <w:lvlText w:val="%5."/>
+      <w:lvlJc w:val="left"/>
+      <w:pPr>
+        <w:ind w:left="3000" w:hanging="440"/>
+      </w:pPr>
+    </w:lvl>
+    <w:lvl w:ilvl="5" w:tplc="0409001B" w:tentative="1">
+      <w:start w:val="1"/>
+      <w:numFmt w:val="lowerRoman"/>
+      <w:lvlText w:val="%6."/>
+      <w:lvlJc w:val="right"/>
+      <w:pPr>
+        <w:ind w:left="3440" w:hanging="440"/>
+      </w:pPr>
+    </w:lvl>
+    <w:lvl w:ilvl="6" w:tplc="0409000F" w:tentative="1">
+      <w:start w:val="1"/>
+      <w:numFmt w:val="decimal"/>
+      <w:lvlText w:val="%7."/>
+      <w:lvlJc w:val="left"/>
+      <w:pPr>
+        <w:ind w:left="3880" w:hanging="440"/>
+      </w:pPr>
+    </w:lvl>
+    <w:lvl w:ilvl="7" w:tplc="04090019" w:tentative="1">
+      <w:start w:val="1"/>
+      <w:numFmt w:val="upperLetter"/>
+      <w:lvlText w:val="%8."/>
+      <w:lvlJc w:val="left"/>
+      <w:pPr>
+        <w:ind w:left="4320" w:hanging="440"/>
+      </w:pPr>
+    </w:lvl>
+    <w:lvl w:ilvl="8" w:tplc="0409001B" w:tentative="1">
+      <w:start w:val="1"/>
+      <w:numFmt w:val="lowerRoman"/>
+      <w:lvlText w:val="%9."/>
+      <w:lvlJc w:val="right"/>
+      <w:pPr>
+        <w:ind w:left="4760" w:hanging="440"/>
+      </w:pPr>
+    </w:lvl>
+  </w:abstractNum>
+  <w:abstractNum w:abstractNumId="2" w15:restartNumberingAfterBreak="0">
     <w:nsid w:val="41A515E3"/>
     <w:multiLevelType w:val="hybridMultilevel"/>
     <w:tmpl w:val="90708AEC"/>
@@ -2003,7 +3149,7 @@
       </w:pPr>
     </w:lvl>
   </w:abstractNum>
-  <w:abstractNum w:abstractNumId="2" w15:restartNumberingAfterBreak="0">
+  <w:abstractNum w:abstractNumId="3" w15:restartNumberingAfterBreak="0">
     <w:nsid w:val="4D3D56AE"/>
     <w:multiLevelType w:val="hybridMultilevel"/>
     <w:tmpl w:val="FD30B79A"/>
@@ -2116,7 +3262,7 @@
       </w:rPr>
     </w:lvl>
   </w:abstractNum>
-  <w:abstractNum w:abstractNumId="3" w15:restartNumberingAfterBreak="0">
+  <w:abstractNum w:abstractNumId="4" w15:restartNumberingAfterBreak="0">
     <w:nsid w:val="4FE2480D"/>
     <w:multiLevelType w:val="hybridMultilevel"/>
     <w:tmpl w:val="154A1E9C"/>
@@ -2228,7 +3374,7 @@
       </w:rPr>
     </w:lvl>
   </w:abstractNum>
-  <w:abstractNum w:abstractNumId="4" w15:restartNumberingAfterBreak="0">
+  <w:abstractNum w:abstractNumId="5" w15:restartNumberingAfterBreak="0">
     <w:nsid w:val="62A7791C"/>
     <w:multiLevelType w:val="hybridMultilevel"/>
     <w:tmpl w:val="24E492E2"/>
@@ -2317,7 +3463,7 @@
       </w:pPr>
     </w:lvl>
   </w:abstractNum>
-  <w:abstractNum w:abstractNumId="5" w15:restartNumberingAfterBreak="0">
+  <w:abstractNum w:abstractNumId="6" w15:restartNumberingAfterBreak="0">
     <w:nsid w:val="63C83D88"/>
     <w:multiLevelType w:val="hybridMultilevel"/>
     <w:tmpl w:val="F46091A6"/>
@@ -2429,23 +3575,118 @@
       </w:rPr>
     </w:lvl>
   </w:abstractNum>
+  <w:abstractNum w:abstractNumId="7" w15:restartNumberingAfterBreak="0">
+    <w:nsid w:val="7C8376AF"/>
+    <w:multiLevelType w:val="hybridMultilevel"/>
+    <w:tmpl w:val="7FE4CC86"/>
+    <w:lvl w:ilvl="0" w:tplc="CA42CA04">
+      <w:start w:val="1"/>
+      <w:numFmt w:val="decimal"/>
+      <w:lvlText w:val="%1."/>
+      <w:lvlJc w:val="left"/>
+      <w:pPr>
+        <w:ind w:left="1960" w:hanging="360"/>
+      </w:pPr>
+      <w:rPr>
+        <w:rFonts w:hint="default"/>
+      </w:rPr>
+    </w:lvl>
+    <w:lvl w:ilvl="1" w:tplc="04090019" w:tentative="1">
+      <w:start w:val="1"/>
+      <w:numFmt w:val="upperLetter"/>
+      <w:lvlText w:val="%2."/>
+      <w:lvlJc w:val="left"/>
+      <w:pPr>
+        <w:ind w:left="2480" w:hanging="440"/>
+      </w:pPr>
+    </w:lvl>
+    <w:lvl w:ilvl="2" w:tplc="0409001B" w:tentative="1">
+      <w:start w:val="1"/>
+      <w:numFmt w:val="lowerRoman"/>
+      <w:lvlText w:val="%3."/>
+      <w:lvlJc w:val="right"/>
+      <w:pPr>
+        <w:ind w:left="2920" w:hanging="440"/>
+      </w:pPr>
+    </w:lvl>
+    <w:lvl w:ilvl="3" w:tplc="0409000F" w:tentative="1">
+      <w:start w:val="1"/>
+      <w:numFmt w:val="decimal"/>
+      <w:lvlText w:val="%4."/>
+      <w:lvlJc w:val="left"/>
+      <w:pPr>
+        <w:ind w:left="3360" w:hanging="440"/>
+      </w:pPr>
+    </w:lvl>
+    <w:lvl w:ilvl="4" w:tplc="04090019" w:tentative="1">
+      <w:start w:val="1"/>
+      <w:numFmt w:val="upperLetter"/>
+      <w:lvlText w:val="%5."/>
+      <w:lvlJc w:val="left"/>
+      <w:pPr>
+        <w:ind w:left="3800" w:hanging="440"/>
+      </w:pPr>
+    </w:lvl>
+    <w:lvl w:ilvl="5" w:tplc="0409001B" w:tentative="1">
+      <w:start w:val="1"/>
+      <w:numFmt w:val="lowerRoman"/>
+      <w:lvlText w:val="%6."/>
+      <w:lvlJc w:val="right"/>
+      <w:pPr>
+        <w:ind w:left="4240" w:hanging="440"/>
+      </w:pPr>
+    </w:lvl>
+    <w:lvl w:ilvl="6" w:tplc="0409000F" w:tentative="1">
+      <w:start w:val="1"/>
+      <w:numFmt w:val="decimal"/>
+      <w:lvlText w:val="%7."/>
+      <w:lvlJc w:val="left"/>
+      <w:pPr>
+        <w:ind w:left="4680" w:hanging="440"/>
+      </w:pPr>
+    </w:lvl>
+    <w:lvl w:ilvl="7" w:tplc="04090019" w:tentative="1">
+      <w:start w:val="1"/>
+      <w:numFmt w:val="upperLetter"/>
+      <w:lvlText w:val="%8."/>
+      <w:lvlJc w:val="left"/>
+      <w:pPr>
+        <w:ind w:left="5120" w:hanging="440"/>
+      </w:pPr>
+    </w:lvl>
+    <w:lvl w:ilvl="8" w:tplc="0409001B" w:tentative="1">
+      <w:start w:val="1"/>
+      <w:numFmt w:val="lowerRoman"/>
+      <w:lvlText w:val="%9."/>
+      <w:lvlJc w:val="right"/>
+      <w:pPr>
+        <w:ind w:left="5560" w:hanging="440"/>
+      </w:pPr>
+    </w:lvl>
+  </w:abstractNum>
   <w:num w:numId="1" w16cid:durableId="701783507">
     <w:abstractNumId w:val="0"/>
   </w:num>
   <w:num w:numId="2" w16cid:durableId="253559444">
-    <w:abstractNumId w:val="1"/>
+    <w:abstractNumId w:val="2"/>
   </w:num>
   <w:num w:numId="3" w16cid:durableId="605619107">
+    <w:abstractNumId w:val="6"/>
+  </w:num>
+  <w:num w:numId="4" w16cid:durableId="1978950948">
+    <w:abstractNumId w:val="4"/>
+  </w:num>
+  <w:num w:numId="5" w16cid:durableId="308629619">
     <w:abstractNumId w:val="5"/>
   </w:num>
-  <w:num w:numId="4" w16cid:durableId="1978950948">
+  <w:num w:numId="6" w16cid:durableId="1767340390">
     <w:abstractNumId w:val="3"/>
   </w:num>
-  <w:num w:numId="5" w16cid:durableId="308629619">
-    <w:abstractNumId w:val="4"/>
+  <w:num w:numId="7" w16cid:durableId="1155995494">
+    <w:abstractNumId w:val="7"/>
   </w:num>
-  <w:num w:numId="6" w16cid:durableId="1767340390">
-    <w:abstractNumId w:val="2"/>
+  <w:num w:numId="8" w16cid:durableId="64454123">
+    <w:abstractNumId w:val="1"/>
   </w:num>
 </w:numbering>
 </file>
